--- a/book/Licina-Family-Recipe-Book.docx
+++ b/book/Licina-Family-Recipe-Book.docx
@@ -1949,6 +1949,342 @@
                   </pic:nvPicPr>
                   <pic:blipFill>
                     <a:blip r:embed="rId12" cstate="none"/>
+                    <a:srcRect/>
+                    <a:stretch>
+                      <a:fillRect/>
+                    </a:stretch>
+                  </pic:blipFill>
+                  <pic:spPr bwMode="auto">
+                    <a:xfrm>
+                      <a:off x="0" y="0"/>
+                      <a:ext cx="5399961" cy="4031971"/>
+                    </a:xfrm>
+                    <a:prstGeom prst="rect">
+                      <a:avLst/>
+                    </a:prstGeom>
+                  </pic:spPr>
+                </pic:pic>
+              </a:graphicData>
+            </a:graphic>
+          </wp:inline>
+        </w:drawing>
+      </w:r>
+    </w:p>
+    <w:p>
+      <w:pPr>
+        <w:spacing w:before="120"/>
+        <w:jc w:val="center"/>
+      </w:pPr>
+      <w:r>
+        <w:rPr>
+          <w:rFonts w:ascii="Georgia" w:cs="Georgia" w:eastAsia="Georgia" w:hAnsi="Georgia"/>
+          <w:i/>
+          <w:iCs/>
+          <w:color w:val="8D6E63"/>
+          <w:sz w:val="18"/>
+          <w:szCs w:val="18"/>
+        </w:rPr>
+        <w:t xml:space="preserve">(placeholder — awaiting Tanya’s photograph)</w:t>
+      </w:r>
+    </w:p>
+    <w:p>
+      <w:r>
+        <w:br w:type="page"/>
+      </w:r>
+    </w:p>
+    <w:p>
+      <w:r>
+        <w:rPr>
+          <w:rFonts w:ascii="Georgia" w:cs="Georgia" w:eastAsia="Georgia" w:hAnsi="Georgia"/>
+          <w:color w:val="8D6E63"/>
+          <w:spacing w:val="40"/>
+          <w:sz w:val="20"/>
+          <w:szCs w:val="20"/>
+        </w:rPr>
+        <w:t xml:space="preserve">RECIPE 7</w:t>
+      </w:r>
+    </w:p>
+    <w:p>
+      <w:pPr>
+        <w:spacing w:after="60"/>
+      </w:pPr>
+      <w:r>
+        <w:rPr>
+          <w:rFonts w:ascii="Georgia" w:cs="Georgia" w:eastAsia="Georgia" w:hAnsi="Georgia"/>
+          <w:b/>
+          <w:bCs/>
+          <w:color w:val="3E2723"/>
+          <w:sz w:val="40"/>
+          <w:szCs w:val="40"/>
+        </w:rPr>
+        <w:t xml:space="preserve">Black Pepper Beef</w:t>
+      </w:r>
+    </w:p>
+    <w:p>
+      <w:pPr>
+        <w:spacing w:after="240"/>
+      </w:pPr>
+      <w:r>
+        <w:rPr>
+          <w:rFonts w:ascii="Georgia" w:cs="Georgia" w:eastAsia="Georgia" w:hAnsi="Georgia"/>
+          <w:i/>
+          <w:iCs/>
+          <w:color w:val="6D4C41"/>
+          <w:sz w:val="22"/>
+          <w:szCs w:val="22"/>
+        </w:rPr>
+        <w:t xml:space="preserve">Tanya's Collection — adapted from Adam Liaw, Asian After Work</w:t>
+      </w:r>
+    </w:p>
+    <w:p>
+      <w:pPr>
+        <w:spacing w:after="120"/>
+      </w:pPr>
+      <w:r>
+        <w:rPr>
+          <w:rFonts w:ascii="Georgia" w:cs="Georgia" w:eastAsia="Georgia" w:hAnsi="Georgia"/>
+          <w:b/>
+          <w:bCs/>
+          <w:color w:val="3E2723"/>
+          <w:sz w:val="26"/>
+          <w:szCs w:val="26"/>
+        </w:rPr>
+        <w:t xml:space="preserve">Ingredients</w:t>
+      </w:r>
+    </w:p>
+    <w:p>
+      <w:pPr>
+        <w:pStyle w:val="ListParagraph"/>
+        <w:numPr>
+          <w:ilvl w:val="0"/>
+          <w:numId w:val="2"/>
+        </w:numPr>
+      </w:pPr>
+      <w:r>
+        <w:rPr>
+          <w:rFonts w:ascii="Georgia" w:cs="Georgia" w:eastAsia="Georgia" w:hAnsi="Georgia"/>
+          <w:sz w:val="22"/>
+          <w:szCs w:val="22"/>
+        </w:rPr>
+        <w:t xml:space="preserve">500g beef rump, topside or Scotch fillet, thinly sliced</w:t>
+      </w:r>
+    </w:p>
+    <w:p>
+      <w:pPr>
+        <w:pStyle w:val="ListParagraph"/>
+        <w:numPr>
+          <w:ilvl w:val="0"/>
+          <w:numId w:val="2"/>
+        </w:numPr>
+      </w:pPr>
+      <w:r>
+        <w:rPr>
+          <w:rFonts w:ascii="Georgia" w:cs="Georgia" w:eastAsia="Georgia" w:hAnsi="Georgia"/>
+          <w:sz w:val="22"/>
+          <w:szCs w:val="22"/>
+        </w:rPr>
+        <w:t xml:space="preserve">3–4 tbsp peanut oil, or other vegetable oil</w:t>
+      </w:r>
+    </w:p>
+    <w:p>
+      <w:pPr>
+        <w:pStyle w:val="ListParagraph"/>
+        <w:numPr>
+          <w:ilvl w:val="0"/>
+          <w:numId w:val="2"/>
+        </w:numPr>
+      </w:pPr>
+      <w:r>
+        <w:rPr>
+          <w:rFonts w:ascii="Georgia" w:cs="Georgia" w:eastAsia="Georgia" w:hAnsi="Georgia"/>
+          <w:sz w:val="22"/>
+          <w:szCs w:val="22"/>
+        </w:rPr>
+        <w:t xml:space="preserve">2 garlic cloves, peeled and roughly chopped</w:t>
+      </w:r>
+    </w:p>
+    <w:p>
+      <w:pPr>
+        <w:pStyle w:val="ListParagraph"/>
+        <w:numPr>
+          <w:ilvl w:val="0"/>
+          <w:numId w:val="2"/>
+        </w:numPr>
+      </w:pPr>
+      <w:r>
+        <w:rPr>
+          <w:rFonts w:ascii="Georgia" w:cs="Georgia" w:eastAsia="Georgia" w:hAnsi="Georgia"/>
+          <w:sz w:val="22"/>
+          <w:szCs w:val="22"/>
+        </w:rPr>
+        <w:t xml:space="preserve">1 tsp grated ginger</w:t>
+      </w:r>
+    </w:p>
+    <w:p>
+      <w:pPr>
+        <w:pStyle w:val="ListParagraph"/>
+        <w:numPr>
+          <w:ilvl w:val="0"/>
+          <w:numId w:val="2"/>
+        </w:numPr>
+      </w:pPr>
+      <w:r>
+        <w:rPr>
+          <w:rFonts w:ascii="Georgia" w:cs="Georgia" w:eastAsia="Georgia" w:hAnsi="Georgia"/>
+          <w:sz w:val="22"/>
+          <w:szCs w:val="22"/>
+        </w:rPr>
+        <w:t xml:space="preserve">1 medium brown onion, peeled and sliced</w:t>
+      </w:r>
+    </w:p>
+    <w:p>
+      <w:pPr>
+        <w:pStyle w:val="ListParagraph"/>
+        <w:numPr>
+          <w:ilvl w:val="0"/>
+          <w:numId w:val="2"/>
+        </w:numPr>
+      </w:pPr>
+      <w:r>
+        <w:rPr>
+          <w:rFonts w:ascii="Georgia" w:cs="Georgia" w:eastAsia="Georgia" w:hAnsi="Georgia"/>
+          <w:sz w:val="22"/>
+          <w:szCs w:val="22"/>
+        </w:rPr>
+        <w:t xml:space="preserve">1 green capsicum, deseeded and thinly sliced</w:t>
+      </w:r>
+    </w:p>
+    <w:p>
+      <w:pPr>
+        <w:pStyle w:val="ListParagraph"/>
+        <w:numPr>
+          <w:ilvl w:val="0"/>
+          <w:numId w:val="2"/>
+        </w:numPr>
+      </w:pPr>
+      <w:r>
+        <w:rPr>
+          <w:rFonts w:ascii="Georgia" w:cs="Georgia" w:eastAsia="Georgia" w:hAnsi="Georgia"/>
+          <w:sz w:val="22"/>
+          <w:szCs w:val="22"/>
+        </w:rPr>
+        <w:t xml:space="preserve">Cooked rice, to serve</w:t>
+      </w:r>
+    </w:p>
+    <w:p>
+      <w:pPr>
+        <w:spacing w:after="120" w:before="240"/>
+      </w:pPr>
+      <w:r>
+        <w:rPr>
+          <w:rFonts w:ascii="Georgia" w:cs="Georgia" w:eastAsia="Georgia" w:hAnsi="Georgia"/>
+          <w:b/>
+          <w:bCs/>
+          <w:color w:val="3E2723"/>
+          <w:sz w:val="26"/>
+          <w:szCs w:val="26"/>
+        </w:rPr>
+        <w:t xml:space="preserve">Method</w:t>
+      </w:r>
+    </w:p>
+    <w:p>
+      <w:pPr>
+        <w:spacing w:after="180"/>
+      </w:pPr>
+      <w:r>
+        <w:rPr>
+          <w:rFonts w:ascii="Georgia" w:cs="Georgia" w:eastAsia="Georgia" w:hAnsi="Georgia"/>
+          <w:sz w:val="22"/>
+          <w:szCs w:val="22"/>
+        </w:rPr>
+        <w:t xml:space="preserve">Mix the sliced beef with the marinade ingredients and set aside. Mix the black pepper paste ingredients in a separate bowl and set aside.</w:t>
+      </w:r>
+    </w:p>
+    <w:p>
+      <w:pPr>
+        <w:spacing w:after="180"/>
+      </w:pPr>
+      <w:r>
+        <w:rPr>
+          <w:rFonts w:ascii="Georgia" w:cs="Georgia" w:eastAsia="Georgia" w:hAnsi="Georgia"/>
+          <w:sz w:val="22"/>
+          <w:szCs w:val="22"/>
+        </w:rPr>
+        <w:t xml:space="preserve">Heat a wok over high heat and pour 2 tbsp of the oil around the edges. Fry the beef in batches until browned but not quite cooked through, then remove from the wok and set aside.</w:t>
+      </w:r>
+    </w:p>
+    <w:p>
+      <w:pPr>
+        <w:spacing w:after="180"/>
+      </w:pPr>
+      <w:r>
+        <w:rPr>
+          <w:rFonts w:ascii="Georgia" w:cs="Georgia" w:eastAsia="Georgia" w:hAnsi="Georgia"/>
+          <w:sz w:val="22"/>
+          <w:szCs w:val="22"/>
+        </w:rPr>
+        <w:t xml:space="preserve">Add the remaining oil to the wok, then the garlic and ginger, and fry over high heat for about 30 seconds, until the garlic is starting to colour. Add the onion and capsicum and stir-fry for 2 minutes, until softened, then remove the vegetables and set aside.</w:t>
+      </w:r>
+    </w:p>
+    <w:p>
+      <w:pPr>
+        <w:spacing w:after="180"/>
+      </w:pPr>
+      <w:r>
+        <w:rPr>
+          <w:rFonts w:ascii="Georgia" w:cs="Georgia" w:eastAsia="Georgia" w:hAnsi="Georgia"/>
+          <w:sz w:val="22"/>
+          <w:szCs w:val="22"/>
+        </w:rPr>
+        <w:t xml:space="preserve">Return the wok to high heat and add the beef along with any collected juices. Spoon in the black pepper paste and toss the beef for 2–3 minutes, until well coated and the paste is starting to caramelise. Return the vegetables to the wok, toss until well combined, and serve with rice.</w:t>
+      </w:r>
+    </w:p>
+    <w:p>
+      <w:pPr>
+        <w:spacing w:after="180"/>
+      </w:pPr>
+      <w:r>
+        <w:rPr>
+          <w:rFonts w:ascii="Georgia" w:cs="Georgia" w:eastAsia="Georgia" w:hAnsi="Georgia"/>
+          <w:sz w:val="22"/>
+          <w:szCs w:val="22"/>
+        </w:rPr>
+        <w:t xml:space="preserve">This recipe has a surprising amount of heat from the black pepper. For a milder version, reduce the amount of pepper in the paste and grind a little over at the end for flavour and aroma. Also works well with pork or chicken.</w:t>
+      </w:r>
+    </w:p>
+    <w:p>
+      <w:r>
+        <w:br w:type="page"/>
+      </w:r>
+    </w:p>
+    <w:p/>
+    <w:p/>
+    <w:p/>
+    <w:p/>
+    <w:p>
+      <w:pPr>
+        <w:jc w:val="center"/>
+      </w:pPr>
+      <w:r>
+        <w:drawing>
+          <wp:inline distT="0" distB="0" distL="0" distR="0">
+            <wp:extent cx="5399961" cy="4031971"/>
+            <wp:effectExtent t="0" r="0" b="0" l="0"/>
+            <wp:docPr id="1" name="" descr="" title=""/>
+            <wp:cNvGraphicFramePr>
+              <a:graphicFrameLocks xmlns:a="http://schemas.openxmlformats.org/drawingml/2006/main" noChangeAspect="1"/>
+            </wp:cNvGraphicFramePr>
+            <a:graphic xmlns:a="http://schemas.openxmlformats.org/drawingml/2006/main">
+              <a:graphicData uri="http://schemas.openxmlformats.org/drawingml/2006/picture">
+                <pic:pic xmlns:pic="http://schemas.openxmlformats.org/drawingml/2006/picture">
+                  <pic:nvPicPr>
+                    <pic:cNvPr id="0" name="" descr=""/>
+                    <pic:cNvPicPr>
+                      <a:picLocks noChangeAspect="1" noChangeArrowheads="1"/>
+                    </pic:cNvPicPr>
+                  </pic:nvPicPr>
+                  <pic:blipFill>
+                    <a:blip r:embed="rId13" cstate="none"/>
                     <a:srcRect/>
                     <a:stretch>
                       <a:fillRect/>

--- a/book/Licina-Family-Recipe-Book.docx
+++ b/book/Licina-Family-Recipe-Book.docx
@@ -2321,6 +2321,338 @@
           <w:szCs w:val="18"/>
         </w:rPr>
         <w:t xml:space="preserve">(placeholder — awaiting Tanya’s photograph)</w:t>
+      </w:r>
+    </w:p>
+    <w:p>
+      <w:r>
+        <w:br w:type="page"/>
+      </w:r>
+    </w:p>
+    <w:p>
+      <w:r>
+        <w:rPr>
+          <w:rFonts w:ascii="Georgia" w:cs="Georgia" w:eastAsia="Georgia" w:hAnsi="Georgia"/>
+          <w:color w:val="8D6E63"/>
+          <w:spacing w:val="40"/>
+          <w:sz w:val="20"/>
+          <w:szCs w:val="20"/>
+        </w:rPr>
+        <w:t xml:space="preserve">RECIPE 8</w:t>
+      </w:r>
+    </w:p>
+    <w:p>
+      <w:pPr>
+        <w:spacing w:after="60"/>
+      </w:pPr>
+      <w:r>
+        <w:rPr>
+          <w:rFonts w:ascii="Georgia" w:cs="Georgia" w:eastAsia="Georgia" w:hAnsi="Georgia"/>
+          <w:b/>
+          <w:bCs/>
+          <w:color w:val="3E2723"/>
+          <w:sz w:val="40"/>
+          <w:szCs w:val="40"/>
+        </w:rPr>
+        <w:t xml:space="preserve">Serbian Chestnut Torte</w:t>
+      </w:r>
+    </w:p>
+    <w:p>
+      <w:r>
+        <w:rPr>
+          <w:rFonts w:ascii="Georgia" w:cs="Georgia" w:eastAsia="Georgia" w:hAnsi="Georgia"/>
+          <w:i/>
+          <w:iCs/>
+          <w:color w:val="6D4C41"/>
+          <w:sz w:val="24"/>
+          <w:szCs w:val="24"/>
+        </w:rPr>
+        <w:t xml:space="preserve">Kolač od Kestena</w:t>
+      </w:r>
+    </w:p>
+    <w:p>
+      <w:pPr>
+        <w:spacing w:after="240"/>
+      </w:pPr>
+      <w:r>
+        <w:rPr>
+          <w:rFonts w:ascii="Georgia" w:cs="Georgia" w:eastAsia="Georgia" w:hAnsi="Georgia"/>
+          <w:i/>
+          <w:iCs/>
+          <w:color w:val="6D4C41"/>
+          <w:sz w:val="22"/>
+          <w:szCs w:val="22"/>
+        </w:rPr>
+        <w:t xml:space="preserve">Tanya's Collection — Serbian heritage — from Veliki Narodni Kuvar, translated from the original Cyrillic</w:t>
+      </w:r>
+    </w:p>
+    <w:p>
+      <w:pPr>
+        <w:spacing w:after="120"/>
+      </w:pPr>
+      <w:r>
+        <w:rPr>
+          <w:rFonts w:ascii="Georgia" w:cs="Georgia" w:eastAsia="Georgia" w:hAnsi="Georgia"/>
+          <w:b/>
+          <w:bCs/>
+          <w:color w:val="3E2723"/>
+          <w:sz w:val="26"/>
+          <w:szCs w:val="26"/>
+        </w:rPr>
+        <w:t xml:space="preserve">Ingredients</w:t>
+      </w:r>
+    </w:p>
+    <w:p>
+      <w:pPr>
+        <w:pStyle w:val="ListParagraph"/>
+        <w:numPr>
+          <w:ilvl w:val="0"/>
+          <w:numId w:val="2"/>
+        </w:numPr>
+      </w:pPr>
+      <w:r>
+        <w:rPr>
+          <w:rFonts w:ascii="Georgia" w:cs="Georgia" w:eastAsia="Georgia" w:hAnsi="Georgia"/>
+          <w:sz w:val="22"/>
+          <w:szCs w:val="22"/>
+        </w:rPr>
+        <w:t xml:space="preserve">8 eggs, separated</w:t>
+      </w:r>
+    </w:p>
+    <w:p>
+      <w:pPr>
+        <w:pStyle w:val="ListParagraph"/>
+        <w:numPr>
+          <w:ilvl w:val="0"/>
+          <w:numId w:val="2"/>
+        </w:numPr>
+      </w:pPr>
+      <w:r>
+        <w:rPr>
+          <w:rFonts w:ascii="Georgia" w:cs="Georgia" w:eastAsia="Georgia" w:hAnsi="Georgia"/>
+          <w:sz w:val="22"/>
+          <w:szCs w:val="22"/>
+        </w:rPr>
+        <w:t xml:space="preserve">1 tsp vanilla essence</w:t>
+      </w:r>
+    </w:p>
+    <w:p>
+      <w:pPr>
+        <w:pStyle w:val="ListParagraph"/>
+        <w:numPr>
+          <w:ilvl w:val="0"/>
+          <w:numId w:val="2"/>
+        </w:numPr>
+      </w:pPr>
+      <w:r>
+        <w:rPr>
+          <w:rFonts w:ascii="Georgia" w:cs="Georgia" w:eastAsia="Georgia" w:hAnsi="Georgia"/>
+          <w:sz w:val="22"/>
+          <w:szCs w:val="22"/>
+        </w:rPr>
+        <w:t xml:space="preserve">300g sweetened chestnut puree</w:t>
+      </w:r>
+    </w:p>
+    <w:p>
+      <w:pPr>
+        <w:pStyle w:val="ListParagraph"/>
+        <w:numPr>
+          <w:ilvl w:val="0"/>
+          <w:numId w:val="2"/>
+        </w:numPr>
+      </w:pPr>
+      <w:r>
+        <w:rPr>
+          <w:rFonts w:ascii="Georgia" w:cs="Georgia" w:eastAsia="Georgia" w:hAnsi="Georgia"/>
+          <w:sz w:val="22"/>
+          <w:szCs w:val="22"/>
+        </w:rPr>
+        <w:t xml:space="preserve">1 tbsp plain biscuit crumbs</w:t>
+      </w:r>
+    </w:p>
+    <w:p>
+      <w:pPr>
+        <w:pStyle w:val="ListParagraph"/>
+        <w:numPr>
+          <w:ilvl w:val="0"/>
+          <w:numId w:val="2"/>
+        </w:numPr>
+      </w:pPr>
+      <w:r>
+        <w:rPr>
+          <w:rFonts w:ascii="Georgia" w:cs="Georgia" w:eastAsia="Georgia" w:hAnsi="Georgia"/>
+          <w:sz w:val="22"/>
+          <w:szCs w:val="22"/>
+        </w:rPr>
+        <w:t xml:space="preserve">2 tsp rum</w:t>
+      </w:r>
+    </w:p>
+    <w:p>
+      <w:pPr>
+        <w:pStyle w:val="ListParagraph"/>
+        <w:numPr>
+          <w:ilvl w:val="0"/>
+          <w:numId w:val="2"/>
+        </w:numPr>
+      </w:pPr>
+      <w:r>
+        <w:rPr>
+          <w:rFonts w:ascii="Georgia" w:cs="Georgia" w:eastAsia="Georgia" w:hAnsi="Georgia"/>
+          <w:sz w:val="22"/>
+          <w:szCs w:val="22"/>
+        </w:rPr>
+        <w:t xml:space="preserve">Filling: 500g sweetened chestnut puree, 1 tsp vanilla essence, ½ tsp rum, 3 tbsp cream, 50g unsalted butter</w:t>
+      </w:r>
+    </w:p>
+    <w:p>
+      <w:pPr>
+        <w:pStyle w:val="ListParagraph"/>
+        <w:numPr>
+          <w:ilvl w:val="0"/>
+          <w:numId w:val="2"/>
+        </w:numPr>
+      </w:pPr>
+      <w:r>
+        <w:rPr>
+          <w:rFonts w:ascii="Georgia" w:cs="Georgia" w:eastAsia="Georgia" w:hAnsi="Georgia"/>
+          <w:sz w:val="22"/>
+          <w:szCs w:val="22"/>
+        </w:rPr>
+        <w:t xml:space="preserve">Topping: 125g dark cooking chocolate, 70g butter</w:t>
+      </w:r>
+    </w:p>
+    <w:p>
+      <w:pPr>
+        <w:spacing w:after="120" w:before="240"/>
+      </w:pPr>
+      <w:r>
+        <w:rPr>
+          <w:rFonts w:ascii="Georgia" w:cs="Georgia" w:eastAsia="Georgia" w:hAnsi="Georgia"/>
+          <w:b/>
+          <w:bCs/>
+          <w:color w:val="3E2723"/>
+          <w:sz w:val="26"/>
+          <w:szCs w:val="26"/>
+        </w:rPr>
+        <w:t xml:space="preserve">Method</w:t>
+      </w:r>
+    </w:p>
+    <w:p>
+      <w:pPr>
+        <w:spacing w:after="180"/>
+      </w:pPr>
+      <w:r>
+        <w:rPr>
+          <w:rFonts w:ascii="Georgia" w:cs="Georgia" w:eastAsia="Georgia" w:hAnsi="Georgia"/>
+          <w:sz w:val="22"/>
+          <w:szCs w:val="22"/>
+        </w:rPr>
+        <w:t xml:space="preserve">Beat the egg yolks with the vanilla essence until they form a thick foam. Soak the biscuit crumbs in the rum, then add them to the yolks along with the chestnut puree. Beat the egg whites to stiff peaks and fold them through the mixture.</w:t>
+      </w:r>
+    </w:p>
+    <w:p>
+      <w:pPr>
+        <w:spacing w:after="180"/>
+      </w:pPr>
+      <w:r>
+        <w:rPr>
+          <w:rFonts w:ascii="Georgia" w:cs="Georgia" w:eastAsia="Georgia" w:hAnsi="Georgia"/>
+          <w:sz w:val="22"/>
+          <w:szCs w:val="22"/>
+        </w:rPr>
+        <w:t xml:space="preserve">Line two identical round tins with baking paper and divide the mixture evenly between them. Bake at 170°C for 20–25 minutes, then remove from the oven and allow to cool to room temperature.</w:t>
+      </w:r>
+    </w:p>
+    <w:p>
+      <w:pPr>
+        <w:spacing w:after="180"/>
+      </w:pPr>
+      <w:r>
+        <w:rPr>
+          <w:rFonts w:ascii="Georgia" w:cs="Georgia" w:eastAsia="Georgia" w:hAnsi="Georgia"/>
+          <w:sz w:val="22"/>
+          <w:szCs w:val="22"/>
+        </w:rPr>
+        <w:t xml:space="preserve">For the filling, whisk the chestnut puree, vanilla essence, rum, cream, and butter until smooth. Spread over one cake base, place the second cake on top, and refrigerate for 30 minutes to firm up before the topping goes on.</w:t>
+      </w:r>
+    </w:p>
+    <w:p>
+      <w:pPr>
+        <w:spacing w:after="180"/>
+      </w:pPr>
+      <w:r>
+        <w:rPr>
+          <w:rFonts w:ascii="Georgia" w:cs="Georgia" w:eastAsia="Georgia" w:hAnsi="Georgia"/>
+          <w:sz w:val="22"/>
+          <w:szCs w:val="22"/>
+        </w:rPr>
+        <w:t xml:space="preserve">Melt the chocolate and butter together in a small saucepan over low heat until glossy and smooth. Pour over the top of the cake and return to the refrigerator to cool completely.</w:t>
+      </w:r>
+    </w:p>
+    <w:p>
+      <w:pPr>
+        <w:spacing w:after="180"/>
+      </w:pPr>
+      <w:r>
+        <w:rPr>
+          <w:rFonts w:ascii="Georgia" w:cs="Georgia" w:eastAsia="Georgia" w:hAnsi="Georgia"/>
+          <w:sz w:val="22"/>
+          <w:szCs w:val="22"/>
+        </w:rPr>
+        <w:t xml:space="preserve">To make small cakes from this recipe, use rectangular tins and cut into small squares.</w:t>
+      </w:r>
+    </w:p>
+    <w:p>
+      <w:r>
+        <w:br w:type="page"/>
+      </w:r>
+    </w:p>
+    <w:p/>
+    <w:p/>
+    <w:p/>
+    <w:p/>
+    <w:p>
+      <w:pPr>
+        <w:jc w:val="center"/>
+      </w:pPr>
+      <w:r>
+        <w:drawing>
+          <wp:inline distT="0" distB="0" distL="0" distR="0">
+            <wp:extent cx="5399961" cy="4031971"/>
+            <wp:effectExtent t="0" r="0" b="0" l="0"/>
+            <wp:docPr id="1" name="" descr="" title=""/>
+            <wp:cNvGraphicFramePr>
+              <a:graphicFrameLocks xmlns:a="http://schemas.openxmlformats.org/drawingml/2006/main" noChangeAspect="1"/>
+            </wp:cNvGraphicFramePr>
+            <a:graphic xmlns:a="http://schemas.openxmlformats.org/drawingml/2006/main">
+              <a:graphicData uri="http://schemas.openxmlformats.org/drawingml/2006/picture">
+                <pic:pic xmlns:pic="http://schemas.openxmlformats.org/drawingml/2006/picture">
+                  <pic:nvPicPr>
+                    <pic:cNvPr id="0" name="" descr=""/>
+                    <pic:cNvPicPr>
+                      <a:picLocks noChangeAspect="1" noChangeArrowheads="1"/>
+                    </pic:cNvPicPr>
+                  </pic:nvPicPr>
+                  <pic:blipFill>
+                    <a:blip r:embed="rId14" cstate="none"/>
+                    <a:srcRect/>
+                    <a:stretch>
+                      <a:fillRect/>
+                    </a:stretch>
+                  </pic:blipFill>
+                  <pic:spPr bwMode="auto">
+                    <a:xfrm>
+                      <a:off x="0" y="0"/>
+                      <a:ext cx="5399961" cy="4031971"/>
+                    </a:xfrm>
+                    <a:prstGeom prst="rect">
+                      <a:avLst/>
+                    </a:prstGeom>
+                  </pic:spPr>
+                </pic:pic>
+              </a:graphicData>
+            </a:graphic>
+          </wp:inline>
+        </w:drawing>
       </w:r>
     </w:p>
     <w:sectPr>

--- a/book/Licina-Family-Recipe-Book.docx
+++ b/book/Licina-Family-Recipe-Book.docx
@@ -2653,6 +2653,23 @@
             </a:graphic>
           </wp:inline>
         </w:drawing>
+      </w:r>
+    </w:p>
+    <w:p>
+      <w:pPr>
+        <w:spacing w:before="120"/>
+        <w:jc w:val="center"/>
+      </w:pPr>
+      <w:r>
+        <w:rPr>
+          <w:rFonts w:ascii="Georgia" w:cs="Georgia" w:eastAsia="Georgia" w:hAnsi="Georgia"/>
+          <w:i/>
+          <w:iCs/>
+          <w:color w:val="8D6E63"/>
+          <w:sz w:val="18"/>
+          <w:szCs w:val="18"/>
+        </w:rPr>
+        <w:t xml:space="preserve">(placeholder — awaiting Tanya’s photograph)</w:t>
       </w:r>
     </w:p>
     <w:sectPr>

--- a/book/Licina-Family-Recipe-Book.docx
+++ b/book/Licina-Family-Recipe-Book.docx
@@ -2653,23 +2653,6 @@
             </a:graphic>
           </wp:inline>
         </w:drawing>
-      </w:r>
-    </w:p>
-    <w:p>
-      <w:pPr>
-        <w:spacing w:before="120"/>
-        <w:jc w:val="center"/>
-      </w:pPr>
-      <w:r>
-        <w:rPr>
-          <w:rFonts w:ascii="Georgia" w:cs="Georgia" w:eastAsia="Georgia" w:hAnsi="Georgia"/>
-          <w:i/>
-          <w:iCs/>
-          <w:color w:val="8D6E63"/>
-          <w:sz w:val="18"/>
-          <w:szCs w:val="18"/>
-        </w:rPr>
-        <w:t xml:space="preserve">(placeholder — awaiting Tanya’s photograph)</w:t>
       </w:r>
     </w:p>
     <w:sectPr>

--- a/book/Licina-Family-Recipe-Book.docx
+++ b/book/Licina-Family-Recipe-Book.docx
@@ -65,7 +65,7 @@
       <w:r>
         <w:drawing>
           <wp:inline distT="0" distB="0" distL="0" distR="0">
-            <wp:extent cx="3599974" cy="4787965"/>
+            <wp:extent cx="3590974" cy="4787965"/>
             <wp:effectExtent t="0" r="0" b="0" l="0"/>
             <wp:docPr id="1" name="" descr="" title=""/>
             <wp:cNvGraphicFramePr>
@@ -90,7 +90,7 @@
                   <pic:spPr bwMode="auto">
                     <a:xfrm>
                       <a:off x="0" y="0"/>
-                      <a:ext cx="3599974" cy="4787965"/>
+                      <a:ext cx="3590974" cy="4787965"/>
                     </a:xfrm>
                     <a:prstGeom prst="rect">
                       <a:avLst/>
@@ -561,7 +561,6 @@
     <w:p/>
     <w:p/>
     <w:p/>
-    <w:p/>
     <w:p>
       <w:pPr>
         <w:jc w:val="center"/>
@@ -569,7 +568,7 @@
       <w:r>
         <w:drawing>
           <wp:inline distT="0" distB="0" distL="0" distR="0">
-            <wp:extent cx="5399961" cy="4031971"/>
+            <wp:extent cx="5399961" cy="4049970"/>
             <wp:effectExtent t="0" r="0" b="0" l="0"/>
             <wp:docPr id="1" name="" descr="" title=""/>
             <wp:cNvGraphicFramePr>
@@ -594,7 +593,7 @@
                   <pic:spPr bwMode="auto">
                     <a:xfrm>
                       <a:off x="0" y="0"/>
-                      <a:ext cx="5399961" cy="4031971"/>
+                      <a:ext cx="5399961" cy="4049970"/>
                     </a:xfrm>
                     <a:prstGeom prst="rect">
                       <a:avLst/>
@@ -939,7 +938,6 @@
     <w:p/>
     <w:p/>
     <w:p/>
-    <w:p/>
     <w:p>
       <w:pPr>
         <w:jc w:val="center"/>
@@ -947,7 +945,7 @@
       <w:r>
         <w:drawing>
           <wp:inline distT="0" distB="0" distL="0" distR="0">
-            <wp:extent cx="5399961" cy="4031971"/>
+            <wp:extent cx="5399961" cy="4049970"/>
             <wp:effectExtent t="0" r="0" b="0" l="0"/>
             <wp:docPr id="1" name="" descr="" title=""/>
             <wp:cNvGraphicFramePr>
@@ -972,7 +970,7 @@
                   <pic:spPr bwMode="auto">
                     <a:xfrm>
                       <a:off x="0" y="0"/>
-                      <a:ext cx="5399961" cy="4031971"/>
+                      <a:ext cx="5399961" cy="4049970"/>
                     </a:xfrm>
                     <a:prstGeom prst="rect">
                       <a:avLst/>
@@ -1283,7 +1281,6 @@
     <w:p/>
     <w:p/>
     <w:p/>
-    <w:p/>
     <w:p>
       <w:pPr>
         <w:jc w:val="center"/>
@@ -1291,7 +1288,7 @@
       <w:r>
         <w:drawing>
           <wp:inline distT="0" distB="0" distL="0" distR="0">
-            <wp:extent cx="5399961" cy="4031971"/>
+            <wp:extent cx="5399961" cy="4049970"/>
             <wp:effectExtent t="0" r="0" b="0" l="0"/>
             <wp:docPr id="1" name="" descr="" title=""/>
             <wp:cNvGraphicFramePr>
@@ -1316,7 +1313,7 @@
                   <pic:spPr bwMode="auto">
                     <a:xfrm>
                       <a:off x="0" y="0"/>
-                      <a:ext cx="5399961" cy="4031971"/>
+                      <a:ext cx="5399961" cy="4049970"/>
                     </a:xfrm>
                     <a:prstGeom prst="rect">
                       <a:avLst/>
@@ -1576,7 +1573,6 @@
     <w:p/>
     <w:p/>
     <w:p/>
-    <w:p/>
     <w:p>
       <w:pPr>
         <w:jc w:val="center"/>
@@ -1584,7 +1580,7 @@
       <w:r>
         <w:drawing>
           <wp:inline distT="0" distB="0" distL="0" distR="0">
-            <wp:extent cx="5399961" cy="4031971"/>
+            <wp:extent cx="5399961" cy="4049970"/>
             <wp:effectExtent t="0" r="0" b="0" l="0"/>
             <wp:docPr id="1" name="" descr="" title=""/>
             <wp:cNvGraphicFramePr>
@@ -1609,7 +1605,7 @@
                   <pic:spPr bwMode="auto">
                     <a:xfrm>
                       <a:off x="0" y="0"/>
-                      <a:ext cx="5399961" cy="4031971"/>
+                      <a:ext cx="5399961" cy="4049970"/>
                     </a:xfrm>
                     <a:prstGeom prst="rect">
                       <a:avLst/>
@@ -1924,7 +1920,6 @@
     <w:p/>
     <w:p/>
     <w:p/>
-    <w:p/>
     <w:p>
       <w:pPr>
         <w:jc w:val="center"/>
@@ -1932,7 +1927,7 @@
       <w:r>
         <w:drawing>
           <wp:inline distT="0" distB="0" distL="0" distR="0">
-            <wp:extent cx="5399961" cy="4031971"/>
+            <wp:extent cx="5399961" cy="4049970"/>
             <wp:effectExtent t="0" r="0" b="0" l="0"/>
             <wp:docPr id="1" name="" descr="" title=""/>
             <wp:cNvGraphicFramePr>
@@ -1957,7 +1952,7 @@
                   <pic:spPr bwMode="auto">
                     <a:xfrm>
                       <a:off x="0" y="0"/>
-                      <a:ext cx="5399961" cy="4031971"/>
+                      <a:ext cx="5399961" cy="4049970"/>
                     </a:xfrm>
                     <a:prstGeom prst="rect">
                       <a:avLst/>
@@ -2260,7 +2255,6 @@
     <w:p/>
     <w:p/>
     <w:p/>
-    <w:p/>
     <w:p>
       <w:pPr>
         <w:jc w:val="center"/>
@@ -2268,7 +2262,7 @@
       <w:r>
         <w:drawing>
           <wp:inline distT="0" distB="0" distL="0" distR="0">
-            <wp:extent cx="5399961" cy="4031971"/>
+            <wp:extent cx="5399961" cy="4049970"/>
             <wp:effectExtent t="0" r="0" b="0" l="0"/>
             <wp:docPr id="1" name="" descr="" title=""/>
             <wp:cNvGraphicFramePr>
@@ -2293,7 +2287,7 @@
                   <pic:spPr bwMode="auto">
                     <a:xfrm>
                       <a:off x="0" y="0"/>
-                      <a:ext cx="5399961" cy="4031971"/>
+                      <a:ext cx="5399961" cy="4049970"/>
                     </a:xfrm>
                     <a:prstGeom prst="rect">
                       <a:avLst/>
@@ -2609,7 +2603,6 @@
     <w:p/>
     <w:p/>
     <w:p/>
-    <w:p/>
     <w:p>
       <w:pPr>
         <w:jc w:val="center"/>
@@ -2617,7 +2610,7 @@
       <w:r>
         <w:drawing>
           <wp:inline distT="0" distB="0" distL="0" distR="0">
-            <wp:extent cx="5399961" cy="4031971"/>
+            <wp:extent cx="5399961" cy="4615681"/>
             <wp:effectExtent t="0" r="0" b="0" l="0"/>
             <wp:docPr id="1" name="" descr="" title=""/>
             <wp:cNvGraphicFramePr>
@@ -2642,7 +2635,7 @@
                   <pic:spPr bwMode="auto">
                     <a:xfrm>
                       <a:off x="0" y="0"/>
-                      <a:ext cx="5399961" cy="4031971"/>
+                      <a:ext cx="5399961" cy="4615681"/>
                     </a:xfrm>
                     <a:prstGeom prst="rect">
                       <a:avLst/>

--- a/book/Licina-Family-Recipe-Book.docx
+++ b/book/Licina-Family-Recipe-Book.docx
@@ -2610,7 +2610,7 @@
       <w:r>
         <w:drawing>
           <wp:inline distT="0" distB="0" distL="0" distR="0">
-            <wp:extent cx="5399961" cy="4615681"/>
+            <wp:extent cx="5399961" cy="4049970"/>
             <wp:effectExtent t="0" r="0" b="0" l="0"/>
             <wp:docPr id="1" name="" descr="" title=""/>
             <wp:cNvGraphicFramePr>
@@ -2635,7 +2635,7 @@
                   <pic:spPr bwMode="auto">
                     <a:xfrm>
                       <a:off x="0" y="0"/>
-                      <a:ext cx="5399961" cy="4615681"/>
+                      <a:ext cx="5399961" cy="4049970"/>
                     </a:xfrm>
                     <a:prstGeom prst="rect">
                       <a:avLst/>
@@ -2646,6 +2646,23 @@
             </a:graphic>
           </wp:inline>
         </w:drawing>
+      </w:r>
+    </w:p>
+    <w:p>
+      <w:pPr>
+        <w:spacing w:before="120"/>
+        <w:jc w:val="center"/>
+      </w:pPr>
+      <w:r>
+        <w:rPr>
+          <w:rFonts w:ascii="Georgia" w:cs="Georgia" w:eastAsia="Georgia" w:hAnsi="Georgia"/>
+          <w:i/>
+          <w:iCs/>
+          <w:color w:val="8D6E63"/>
+          <w:sz w:val="18"/>
+          <w:szCs w:val="18"/>
+        </w:rPr>
+        <w:t xml:space="preserve">(placeholder — awaiting Tanya’s photograph)</w:t>
       </w:r>
     </w:p>
     <w:sectPr>

--- a/book/Licina-Family-Recipe-Book.docx
+++ b/book/Licina-Family-Recipe-Book.docx
@@ -2646,23 +2646,6 @@
             </a:graphic>
           </wp:inline>
         </w:drawing>
-      </w:r>
-    </w:p>
-    <w:p>
-      <w:pPr>
-        <w:spacing w:before="120"/>
-        <w:jc w:val="center"/>
-      </w:pPr>
-      <w:r>
-        <w:rPr>
-          <w:rFonts w:ascii="Georgia" w:cs="Georgia" w:eastAsia="Georgia" w:hAnsi="Georgia"/>
-          <w:i/>
-          <w:iCs/>
-          <w:color w:val="8D6E63"/>
-          <w:sz w:val="18"/>
-          <w:szCs w:val="18"/>
-        </w:rPr>
-        <w:t xml:space="preserve">(placeholder — awaiting Tanya’s photograph)</w:t>
       </w:r>
     </w:p>
     <w:sectPr>

--- a/book/Licina-Family-Recipe-Book.docx
+++ b/book/Licina-Family-Recipe-Book.docx
@@ -2610,7 +2610,7 @@
       <w:r>
         <w:drawing>
           <wp:inline distT="0" distB="0" distL="0" distR="0">
-            <wp:extent cx="5399961" cy="4049970"/>
+            <wp:extent cx="5399961" cy="4623716"/>
             <wp:effectExtent t="0" r="0" b="0" l="0"/>
             <wp:docPr id="1" name="" descr="" title=""/>
             <wp:cNvGraphicFramePr>
@@ -2635,7 +2635,7 @@
                   <pic:spPr bwMode="auto">
                     <a:xfrm>
                       <a:off x="0" y="0"/>
-                      <a:ext cx="5399961" cy="4049970"/>
+                      <a:ext cx="5399961" cy="4623716"/>
                     </a:xfrm>
                     <a:prstGeom prst="rect">
                       <a:avLst/>

--- a/book/Licina-Family-Recipe-Book.docx
+++ b/book/Licina-Family-Recipe-Book.docx
@@ -2610,7 +2610,7 @@
       <w:r>
         <w:drawing>
           <wp:inline distT="0" distB="0" distL="0" distR="0">
-            <wp:extent cx="5399961" cy="4623716"/>
+            <wp:extent cx="5399961" cy="4049970"/>
             <wp:effectExtent t="0" r="0" b="0" l="0"/>
             <wp:docPr id="1" name="" descr="" title=""/>
             <wp:cNvGraphicFramePr>
@@ -2635,7 +2635,7 @@
                   <pic:spPr bwMode="auto">
                     <a:xfrm>
                       <a:off x="0" y="0"/>
-                      <a:ext cx="5399961" cy="4623716"/>
+                      <a:ext cx="5399961" cy="4049970"/>
                     </a:xfrm>
                     <a:prstGeom prst="rect">
                       <a:avLst/>

--- a/book/Licina-Family-Recipe-Book.docx
+++ b/book/Licina-Family-Recipe-Book.docx
@@ -169,7 +169,7 @@
           <w:sz w:val="24"/>
           <w:szCs w:val="24"/>
         </w:rPr>
-        <w:t xml:space="preserve">My love of cooking is a creative outlet and a break from the administrative demands of my career in HR management — a space for relaxation, self-expression, and showing love to my family. Cooking and dining also help me organise and maintain social connections, from family dinners to events built around fine food and wine.</w:t>
+        <w:t xml:space="preserve">My beautiful daughters Natasha and Bianca asked me to write a recipe book of all their favourite meals they enjoyed as children and continue to enjoy as young adults. This collection includes those recipes and a collection of my own favourites from talented chefs and my own creations.</w:t>
       </w:r>
     </w:p>
     <w:p>
@@ -182,7 +182,7 @@
           <w:sz w:val="24"/>
           <w:szCs w:val="24"/>
         </w:rPr>
-        <w:t xml:space="preserve">This collection gathers the dishes Natasha and Bianca grew up on, alongside my own creations and favourites drawn from my personal cookbook library.</w:t>
+        <w:t xml:space="preserve">For me, cooking has always been an expression of my creativity and my kitchen a space for relaxation. Preparing and serving food for my family and friends is how I stay socially connected and show love. My husband motivates and encourages my passion for cooking; often joining me in designing menus, sourcing ingredients and preparing dinners for social occasions with our friends and family.</w:t>
       </w:r>
     </w:p>
     <w:p/>

--- a/book/Licina-Family-Recipe-Book.docx
+++ b/book/Licina-Family-Recipe-Book.docx
@@ -1996,7 +1996,7 @@
           <w:sz w:val="20"/>
           <w:szCs w:val="20"/>
         </w:rPr>
-        <w:t xml:space="preserve">RECIPE 7</w:t>
+        <w:t xml:space="preserve">RECIPE 6</w:t>
       </w:r>
     </w:p>
     <w:p>
@@ -2012,7 +2012,7 @@
           <w:sz w:val="40"/>
           <w:szCs w:val="40"/>
         </w:rPr>
-        <w:t xml:space="preserve">Black Pepper Beef</w:t>
+        <w:t xml:space="preserve">Chicken Forestière with Mustard Cream</w:t>
       </w:r>
     </w:p>
     <w:p>
@@ -2028,7 +2028,7 @@
           <w:sz w:val="22"/>
           <w:szCs w:val="22"/>
         </w:rPr>
-        <w:t xml:space="preserve">Tanya's Collection — adapted from Adam Liaw, Asian After Work</w:t>
+        <w:t xml:space="preserve">Tanya's Original</w:t>
       </w:r>
     </w:p>
     <w:p>
@@ -2061,109 +2061,177 @@
           <w:sz w:val="22"/>
           <w:szCs w:val="22"/>
         </w:rPr>
-        <w:t xml:space="preserve">500g beef rump, topside or Scotch fillet, thinly sliced</w:t>
-      </w:r>
-    </w:p>
-    <w:p>
-      <w:pPr>
-        <w:pStyle w:val="ListParagraph"/>
-        <w:numPr>
-          <w:ilvl w:val="0"/>
-          <w:numId w:val="2"/>
-        </w:numPr>
-      </w:pPr>
-      <w:r>
-        <w:rPr>
-          <w:rFonts w:ascii="Georgia" w:cs="Georgia" w:eastAsia="Georgia" w:hAnsi="Georgia"/>
-          <w:sz w:val="22"/>
-          <w:szCs w:val="22"/>
-        </w:rPr>
-        <w:t xml:space="preserve">3–4 tbsp peanut oil, or other vegetable oil</w:t>
-      </w:r>
-    </w:p>
-    <w:p>
-      <w:pPr>
-        <w:pStyle w:val="ListParagraph"/>
-        <w:numPr>
-          <w:ilvl w:val="0"/>
-          <w:numId w:val="2"/>
-        </w:numPr>
-      </w:pPr>
-      <w:r>
-        <w:rPr>
-          <w:rFonts w:ascii="Georgia" w:cs="Georgia" w:eastAsia="Georgia" w:hAnsi="Georgia"/>
-          <w:sz w:val="22"/>
-          <w:szCs w:val="22"/>
-        </w:rPr>
-        <w:t xml:space="preserve">2 garlic cloves, peeled and roughly chopped</w:t>
-      </w:r>
-    </w:p>
-    <w:p>
-      <w:pPr>
-        <w:pStyle w:val="ListParagraph"/>
-        <w:numPr>
-          <w:ilvl w:val="0"/>
-          <w:numId w:val="2"/>
-        </w:numPr>
-      </w:pPr>
-      <w:r>
-        <w:rPr>
-          <w:rFonts w:ascii="Georgia" w:cs="Georgia" w:eastAsia="Georgia" w:hAnsi="Georgia"/>
-          <w:sz w:val="22"/>
-          <w:szCs w:val="22"/>
-        </w:rPr>
-        <w:t xml:space="preserve">1 tsp grated ginger</w:t>
-      </w:r>
-    </w:p>
-    <w:p>
-      <w:pPr>
-        <w:pStyle w:val="ListParagraph"/>
-        <w:numPr>
-          <w:ilvl w:val="0"/>
-          <w:numId w:val="2"/>
-        </w:numPr>
-      </w:pPr>
-      <w:r>
-        <w:rPr>
-          <w:rFonts w:ascii="Georgia" w:cs="Georgia" w:eastAsia="Georgia" w:hAnsi="Georgia"/>
-          <w:sz w:val="22"/>
-          <w:szCs w:val="22"/>
-        </w:rPr>
-        <w:t xml:space="preserve">1 medium brown onion, peeled and sliced</w:t>
-      </w:r>
-    </w:p>
-    <w:p>
-      <w:pPr>
-        <w:pStyle w:val="ListParagraph"/>
-        <w:numPr>
-          <w:ilvl w:val="0"/>
-          <w:numId w:val="2"/>
-        </w:numPr>
-      </w:pPr>
-      <w:r>
-        <w:rPr>
-          <w:rFonts w:ascii="Georgia" w:cs="Georgia" w:eastAsia="Georgia" w:hAnsi="Georgia"/>
-          <w:sz w:val="22"/>
-          <w:szCs w:val="22"/>
-        </w:rPr>
-        <w:t xml:space="preserve">1 green capsicum, deseeded and thinly sliced</w:t>
-      </w:r>
-    </w:p>
-    <w:p>
-      <w:pPr>
-        <w:pStyle w:val="ListParagraph"/>
-        <w:numPr>
-          <w:ilvl w:val="0"/>
-          <w:numId w:val="2"/>
-        </w:numPr>
-      </w:pPr>
-      <w:r>
-        <w:rPr>
-          <w:rFonts w:ascii="Georgia" w:cs="Georgia" w:eastAsia="Georgia" w:hAnsi="Georgia"/>
-          <w:sz w:val="22"/>
-          <w:szCs w:val="22"/>
-        </w:rPr>
-        <w:t xml:space="preserve">Cooked rice, to serve</w:t>
+        <w:t xml:space="preserve">4 chicken breasts (skin-on preferred, skinless OK)</w:t>
+      </w:r>
+    </w:p>
+    <w:p>
+      <w:pPr>
+        <w:pStyle w:val="ListParagraph"/>
+        <w:numPr>
+          <w:ilvl w:val="0"/>
+          <w:numId w:val="2"/>
+        </w:numPr>
+      </w:pPr>
+      <w:r>
+        <w:rPr>
+          <w:rFonts w:ascii="Georgia" w:cs="Georgia" w:eastAsia="Georgia" w:hAnsi="Georgia"/>
+          <w:sz w:val="22"/>
+          <w:szCs w:val="22"/>
+        </w:rPr>
+        <w:t xml:space="preserve">plain flour, for coating</w:t>
+      </w:r>
+    </w:p>
+    <w:p>
+      <w:pPr>
+        <w:pStyle w:val="ListParagraph"/>
+        <w:numPr>
+          <w:ilvl w:val="0"/>
+          <w:numId w:val="2"/>
+        </w:numPr>
+      </w:pPr>
+      <w:r>
+        <w:rPr>
+          <w:rFonts w:ascii="Georgia" w:cs="Georgia" w:eastAsia="Georgia" w:hAnsi="Georgia"/>
+          <w:sz w:val="22"/>
+          <w:szCs w:val="22"/>
+        </w:rPr>
+        <w:t xml:space="preserve">2 rashers bacon, chopped</w:t>
+      </w:r>
+    </w:p>
+    <w:p>
+      <w:pPr>
+        <w:pStyle w:val="ListParagraph"/>
+        <w:numPr>
+          <w:ilvl w:val="0"/>
+          <w:numId w:val="2"/>
+        </w:numPr>
+      </w:pPr>
+      <w:r>
+        <w:rPr>
+          <w:rFonts w:ascii="Georgia" w:cs="Georgia" w:eastAsia="Georgia" w:hAnsi="Georgia"/>
+          <w:sz w:val="22"/>
+          <w:szCs w:val="22"/>
+        </w:rPr>
+        <w:t xml:space="preserve">100g small mushrooms, sliced</w:t>
+      </w:r>
+    </w:p>
+    <w:p>
+      <w:pPr>
+        <w:pStyle w:val="ListParagraph"/>
+        <w:numPr>
+          <w:ilvl w:val="0"/>
+          <w:numId w:val="2"/>
+        </w:numPr>
+      </w:pPr>
+      <w:r>
+        <w:rPr>
+          <w:rFonts w:ascii="Georgia" w:cs="Georgia" w:eastAsia="Georgia" w:hAnsi="Georgia"/>
+          <w:sz w:val="22"/>
+          <w:szCs w:val="22"/>
+        </w:rPr>
+        <w:t xml:space="preserve">2 cloves garlic, finely chopped</w:t>
+      </w:r>
+    </w:p>
+    <w:p>
+      <w:pPr>
+        <w:pStyle w:val="ListParagraph"/>
+        <w:numPr>
+          <w:ilvl w:val="0"/>
+          <w:numId w:val="2"/>
+        </w:numPr>
+      </w:pPr>
+      <w:r>
+        <w:rPr>
+          <w:rFonts w:ascii="Georgia" w:cs="Georgia" w:eastAsia="Georgia" w:hAnsi="Georgia"/>
+          <w:sz w:val="22"/>
+          <w:szCs w:val="22"/>
+        </w:rPr>
+        <w:t xml:space="preserve">2 stalks green shallots, chopped</w:t>
+      </w:r>
+    </w:p>
+    <w:p>
+      <w:pPr>
+        <w:pStyle w:val="ListParagraph"/>
+        <w:numPr>
+          <w:ilvl w:val="0"/>
+          <w:numId w:val="2"/>
+        </w:numPr>
+      </w:pPr>
+      <w:r>
+        <w:rPr>
+          <w:rFonts w:ascii="Georgia" w:cs="Georgia" w:eastAsia="Georgia" w:hAnsi="Georgia"/>
+          <w:sz w:val="22"/>
+          <w:szCs w:val="22"/>
+        </w:rPr>
+        <w:t xml:space="preserve">30g butter</w:t>
+      </w:r>
+    </w:p>
+    <w:p>
+      <w:pPr>
+        <w:pStyle w:val="ListParagraph"/>
+        <w:numPr>
+          <w:ilvl w:val="0"/>
+          <w:numId w:val="2"/>
+        </w:numPr>
+      </w:pPr>
+      <w:r>
+        <w:rPr>
+          <w:rFonts w:ascii="Georgia" w:cs="Georgia" w:eastAsia="Georgia" w:hAnsi="Georgia"/>
+          <w:sz w:val="22"/>
+          <w:szCs w:val="22"/>
+        </w:rPr>
+        <w:t xml:space="preserve">1 cup white wine</w:t>
+      </w:r>
+    </w:p>
+    <w:p>
+      <w:pPr>
+        <w:pStyle w:val="ListParagraph"/>
+        <w:numPr>
+          <w:ilvl w:val="0"/>
+          <w:numId w:val="2"/>
+        </w:numPr>
+      </w:pPr>
+      <w:r>
+        <w:rPr>
+          <w:rFonts w:ascii="Georgia" w:cs="Georgia" w:eastAsia="Georgia" w:hAnsi="Georgia"/>
+          <w:sz w:val="22"/>
+          <w:szCs w:val="22"/>
+        </w:rPr>
+        <w:t xml:space="preserve">300ml whipping cream</w:t>
+      </w:r>
+    </w:p>
+    <w:p>
+      <w:pPr>
+        <w:pStyle w:val="ListParagraph"/>
+        <w:numPr>
+          <w:ilvl w:val="0"/>
+          <w:numId w:val="2"/>
+        </w:numPr>
+      </w:pPr>
+      <w:r>
+        <w:rPr>
+          <w:rFonts w:ascii="Georgia" w:cs="Georgia" w:eastAsia="Georgia" w:hAnsi="Georgia"/>
+          <w:sz w:val="22"/>
+          <w:szCs w:val="22"/>
+        </w:rPr>
+        <w:t xml:space="preserve">1 tbsp Dijon mustard</w:t>
+      </w:r>
+    </w:p>
+    <w:p>
+      <w:pPr>
+        <w:pStyle w:val="ListParagraph"/>
+        <w:numPr>
+          <w:ilvl w:val="0"/>
+          <w:numId w:val="2"/>
+        </w:numPr>
+      </w:pPr>
+      <w:r>
+        <w:rPr>
+          <w:rFonts w:ascii="Georgia" w:cs="Georgia" w:eastAsia="Georgia" w:hAnsi="Georgia"/>
+          <w:sz w:val="22"/>
+          <w:szCs w:val="22"/>
+        </w:rPr>
+        <w:t xml:space="preserve">salt and pepper, to taste</w:t>
       </w:r>
     </w:p>
     <w:p>
@@ -2192,7 +2260,7 @@
           <w:sz w:val="22"/>
           <w:szCs w:val="22"/>
         </w:rPr>
-        <w:t xml:space="preserve">Mix the sliced beef with the marinade ingredients and set aside. Mix the black pepper paste ingredients in a separate bowl and set aside.</w:t>
+        <w:t xml:space="preserve">Heat the oven to 180°C.</w:t>
       </w:r>
     </w:p>
     <w:p>
@@ -2205,7 +2273,7 @@
           <w:sz w:val="22"/>
           <w:szCs w:val="22"/>
         </w:rPr>
-        <w:t xml:space="preserve">Heat a wok over high heat and pour 2 tbsp of the oil around the edges. Fry the beef in batches until browned but not quite cooked through, then remove from the wok and set aside.</w:t>
+        <w:t xml:space="preserve">Coat the chicken breasts in plain flour, shaking off the excess. Melt the butter in a wide cast iron pan over medium heat and sear the breasts until they are a golden colour on both sides. Halfway through the searing, add the chopped garlic and let it stick to both sides of the chicken — keep an eye on it, as the garlic shouldn't be allowed to burn.</w:t>
       </w:r>
     </w:p>
     <w:p>
@@ -2218,7 +2286,7 @@
           <w:sz w:val="22"/>
           <w:szCs w:val="22"/>
         </w:rPr>
-        <w:t xml:space="preserve">Add the remaining oil to the wok, then the garlic and ginger, and fry over high heat for about 30 seconds, until the garlic is starting to colour. Add the onion and capsicum and stir-fry for 2 minutes, until softened, then remove the vegetables and set aside.</w:t>
+        <w:t xml:space="preserve">Lift the chicken out of the pan into an ovenproof dish and bake for 20 minutes.</w:t>
       </w:r>
     </w:p>
     <w:p>
@@ -2231,7 +2299,7 @@
           <w:sz w:val="22"/>
           <w:szCs w:val="22"/>
         </w:rPr>
-        <w:t xml:space="preserve">Return the wok to high heat and add the beef along with any collected juices. Spoon in the black pepper paste and toss the beef for 2–3 minutes, until well coated and the paste is starting to caramelise. Return the vegetables to the wok, toss until well combined, and serve with rice.</w:t>
+        <w:t xml:space="preserve">Meanwhile, fry the bacon and mushrooms in the same cast iron pan. Return the chicken to the pan and add the wine, letting it reduce by half, then stir through the cream and Dijon mustard. Season with salt and pepper to taste.</w:t>
       </w:r>
     </w:p>
     <w:p>
@@ -2244,7 +2312,20 @@
           <w:sz w:val="22"/>
           <w:szCs w:val="22"/>
         </w:rPr>
-        <w:t xml:space="preserve">This recipe has a surprising amount of heat from the black pepper. For a milder version, reduce the amount of pepper in the paste and grind a little over at the end for flavour and aroma. Also works well with pork or chicken.</w:t>
+        <w:t xml:space="preserve">Let the sauce thicken for a few minutes, and add the green shallots just before serving so they stay fresh and green.</w:t>
+      </w:r>
+    </w:p>
+    <w:p>
+      <w:pPr>
+        <w:spacing w:after="180"/>
+      </w:pPr>
+      <w:r>
+        <w:rPr>
+          <w:rFonts w:ascii="Georgia" w:cs="Georgia" w:eastAsia="Georgia" w:hAnsi="Georgia"/>
+          <w:sz w:val="22"/>
+          <w:szCs w:val="22"/>
+        </w:rPr>
+        <w:t xml:space="preserve">Serve with mashed potatoes and green beans.</w:t>
       </w:r>
     </w:p>
     <w:p>
@@ -2301,23 +2382,6 @@
       </w:r>
     </w:p>
     <w:p>
-      <w:pPr>
-        <w:spacing w:before="120"/>
-        <w:jc w:val="center"/>
-      </w:pPr>
-      <w:r>
-        <w:rPr>
-          <w:rFonts w:ascii="Georgia" w:cs="Georgia" w:eastAsia="Georgia" w:hAnsi="Georgia"/>
-          <w:i/>
-          <w:iCs/>
-          <w:color w:val="8D6E63"/>
-          <w:sz w:val="18"/>
-          <w:szCs w:val="18"/>
-        </w:rPr>
-        <w:t xml:space="preserve">(placeholder — awaiting Tanya’s photograph)</w:t>
-      </w:r>
-    </w:p>
-    <w:p>
       <w:r>
         <w:br w:type="page"/>
       </w:r>
@@ -2331,7 +2395,7 @@
           <w:sz w:val="20"/>
           <w:szCs w:val="20"/>
         </w:rPr>
-        <w:t xml:space="preserve">RECIPE 8</w:t>
+        <w:t xml:space="preserve">RECIPE 7</w:t>
       </w:r>
     </w:p>
     <w:p>
@@ -2347,36 +2411,23 @@
           <w:sz w:val="40"/>
           <w:szCs w:val="40"/>
         </w:rPr>
-        <w:t xml:space="preserve">Serbian Chestnut Torte</w:t>
-      </w:r>
-    </w:p>
-    <w:p>
+        <w:t xml:space="preserve">Black Pepper Beef</w:t>
+      </w:r>
+    </w:p>
+    <w:p>
+      <w:pPr>
+        <w:spacing w:after="240"/>
+      </w:pPr>
       <w:r>
         <w:rPr>
           <w:rFonts w:ascii="Georgia" w:cs="Georgia" w:eastAsia="Georgia" w:hAnsi="Georgia"/>
           <w:i/>
           <w:iCs/>
           <w:color w:val="6D4C41"/>
-          <w:sz w:val="24"/>
-          <w:szCs w:val="24"/>
-        </w:rPr>
-        <w:t xml:space="preserve">Kolač od Kestena</w:t>
-      </w:r>
-    </w:p>
-    <w:p>
-      <w:pPr>
-        <w:spacing w:after="240"/>
-      </w:pPr>
-      <w:r>
-        <w:rPr>
-          <w:rFonts w:ascii="Georgia" w:cs="Georgia" w:eastAsia="Georgia" w:hAnsi="Georgia"/>
-          <w:i/>
-          <w:iCs/>
-          <w:color w:val="6D4C41"/>
-          <w:sz w:val="22"/>
-          <w:szCs w:val="22"/>
-        </w:rPr>
-        <w:t xml:space="preserve">Tanya's Collection — Serbian heritage — from Veliki Narodni Kuvar, translated from the original Cyrillic</w:t>
+          <w:sz w:val="22"/>
+          <w:szCs w:val="22"/>
+        </w:rPr>
+        <w:t xml:space="preserve">Tanya's Collection — adapted from Adam Liaw, Asian After Work</w:t>
       </w:r>
     </w:p>
     <w:p>
@@ -2409,109 +2460,109 @@
           <w:sz w:val="22"/>
           <w:szCs w:val="22"/>
         </w:rPr>
-        <w:t xml:space="preserve">8 eggs, separated</w:t>
-      </w:r>
-    </w:p>
-    <w:p>
-      <w:pPr>
-        <w:pStyle w:val="ListParagraph"/>
-        <w:numPr>
-          <w:ilvl w:val="0"/>
-          <w:numId w:val="2"/>
-        </w:numPr>
-      </w:pPr>
-      <w:r>
-        <w:rPr>
-          <w:rFonts w:ascii="Georgia" w:cs="Georgia" w:eastAsia="Georgia" w:hAnsi="Georgia"/>
-          <w:sz w:val="22"/>
-          <w:szCs w:val="22"/>
-        </w:rPr>
-        <w:t xml:space="preserve">1 tsp vanilla essence</w:t>
-      </w:r>
-    </w:p>
-    <w:p>
-      <w:pPr>
-        <w:pStyle w:val="ListParagraph"/>
-        <w:numPr>
-          <w:ilvl w:val="0"/>
-          <w:numId w:val="2"/>
-        </w:numPr>
-      </w:pPr>
-      <w:r>
-        <w:rPr>
-          <w:rFonts w:ascii="Georgia" w:cs="Georgia" w:eastAsia="Georgia" w:hAnsi="Georgia"/>
-          <w:sz w:val="22"/>
-          <w:szCs w:val="22"/>
-        </w:rPr>
-        <w:t xml:space="preserve">300g sweetened chestnut puree</w:t>
-      </w:r>
-    </w:p>
-    <w:p>
-      <w:pPr>
-        <w:pStyle w:val="ListParagraph"/>
-        <w:numPr>
-          <w:ilvl w:val="0"/>
-          <w:numId w:val="2"/>
-        </w:numPr>
-      </w:pPr>
-      <w:r>
-        <w:rPr>
-          <w:rFonts w:ascii="Georgia" w:cs="Georgia" w:eastAsia="Georgia" w:hAnsi="Georgia"/>
-          <w:sz w:val="22"/>
-          <w:szCs w:val="22"/>
-        </w:rPr>
-        <w:t xml:space="preserve">1 tbsp plain biscuit crumbs</w:t>
-      </w:r>
-    </w:p>
-    <w:p>
-      <w:pPr>
-        <w:pStyle w:val="ListParagraph"/>
-        <w:numPr>
-          <w:ilvl w:val="0"/>
-          <w:numId w:val="2"/>
-        </w:numPr>
-      </w:pPr>
-      <w:r>
-        <w:rPr>
-          <w:rFonts w:ascii="Georgia" w:cs="Georgia" w:eastAsia="Georgia" w:hAnsi="Georgia"/>
-          <w:sz w:val="22"/>
-          <w:szCs w:val="22"/>
-        </w:rPr>
-        <w:t xml:space="preserve">2 tsp rum</w:t>
-      </w:r>
-    </w:p>
-    <w:p>
-      <w:pPr>
-        <w:pStyle w:val="ListParagraph"/>
-        <w:numPr>
-          <w:ilvl w:val="0"/>
-          <w:numId w:val="2"/>
-        </w:numPr>
-      </w:pPr>
-      <w:r>
-        <w:rPr>
-          <w:rFonts w:ascii="Georgia" w:cs="Georgia" w:eastAsia="Georgia" w:hAnsi="Georgia"/>
-          <w:sz w:val="22"/>
-          <w:szCs w:val="22"/>
-        </w:rPr>
-        <w:t xml:space="preserve">Filling: 500g sweetened chestnut puree, 1 tsp vanilla essence, ½ tsp rum, 3 tbsp cream, 50g unsalted butter</w:t>
-      </w:r>
-    </w:p>
-    <w:p>
-      <w:pPr>
-        <w:pStyle w:val="ListParagraph"/>
-        <w:numPr>
-          <w:ilvl w:val="0"/>
-          <w:numId w:val="2"/>
-        </w:numPr>
-      </w:pPr>
-      <w:r>
-        <w:rPr>
-          <w:rFonts w:ascii="Georgia" w:cs="Georgia" w:eastAsia="Georgia" w:hAnsi="Georgia"/>
-          <w:sz w:val="22"/>
-          <w:szCs w:val="22"/>
-        </w:rPr>
-        <w:t xml:space="preserve">Topping: 125g dark cooking chocolate, 70g butter</w:t>
+        <w:t xml:space="preserve">500g beef rump, topside or Scotch fillet, thinly sliced</w:t>
+      </w:r>
+    </w:p>
+    <w:p>
+      <w:pPr>
+        <w:pStyle w:val="ListParagraph"/>
+        <w:numPr>
+          <w:ilvl w:val="0"/>
+          <w:numId w:val="2"/>
+        </w:numPr>
+      </w:pPr>
+      <w:r>
+        <w:rPr>
+          <w:rFonts w:ascii="Georgia" w:cs="Georgia" w:eastAsia="Georgia" w:hAnsi="Georgia"/>
+          <w:sz w:val="22"/>
+          <w:szCs w:val="22"/>
+        </w:rPr>
+        <w:t xml:space="preserve">3–4 tbsp peanut oil, or other vegetable oil</w:t>
+      </w:r>
+    </w:p>
+    <w:p>
+      <w:pPr>
+        <w:pStyle w:val="ListParagraph"/>
+        <w:numPr>
+          <w:ilvl w:val="0"/>
+          <w:numId w:val="2"/>
+        </w:numPr>
+      </w:pPr>
+      <w:r>
+        <w:rPr>
+          <w:rFonts w:ascii="Georgia" w:cs="Georgia" w:eastAsia="Georgia" w:hAnsi="Georgia"/>
+          <w:sz w:val="22"/>
+          <w:szCs w:val="22"/>
+        </w:rPr>
+        <w:t xml:space="preserve">2 garlic cloves, peeled and roughly chopped</w:t>
+      </w:r>
+    </w:p>
+    <w:p>
+      <w:pPr>
+        <w:pStyle w:val="ListParagraph"/>
+        <w:numPr>
+          <w:ilvl w:val="0"/>
+          <w:numId w:val="2"/>
+        </w:numPr>
+      </w:pPr>
+      <w:r>
+        <w:rPr>
+          <w:rFonts w:ascii="Georgia" w:cs="Georgia" w:eastAsia="Georgia" w:hAnsi="Georgia"/>
+          <w:sz w:val="22"/>
+          <w:szCs w:val="22"/>
+        </w:rPr>
+        <w:t xml:space="preserve">1 tsp grated ginger</w:t>
+      </w:r>
+    </w:p>
+    <w:p>
+      <w:pPr>
+        <w:pStyle w:val="ListParagraph"/>
+        <w:numPr>
+          <w:ilvl w:val="0"/>
+          <w:numId w:val="2"/>
+        </w:numPr>
+      </w:pPr>
+      <w:r>
+        <w:rPr>
+          <w:rFonts w:ascii="Georgia" w:cs="Georgia" w:eastAsia="Georgia" w:hAnsi="Georgia"/>
+          <w:sz w:val="22"/>
+          <w:szCs w:val="22"/>
+        </w:rPr>
+        <w:t xml:space="preserve">1 medium brown onion, peeled and sliced</w:t>
+      </w:r>
+    </w:p>
+    <w:p>
+      <w:pPr>
+        <w:pStyle w:val="ListParagraph"/>
+        <w:numPr>
+          <w:ilvl w:val="0"/>
+          <w:numId w:val="2"/>
+        </w:numPr>
+      </w:pPr>
+      <w:r>
+        <w:rPr>
+          <w:rFonts w:ascii="Georgia" w:cs="Georgia" w:eastAsia="Georgia" w:hAnsi="Georgia"/>
+          <w:sz w:val="22"/>
+          <w:szCs w:val="22"/>
+        </w:rPr>
+        <w:t xml:space="preserve">1 green capsicum, deseeded and thinly sliced</w:t>
+      </w:r>
+    </w:p>
+    <w:p>
+      <w:pPr>
+        <w:pStyle w:val="ListParagraph"/>
+        <w:numPr>
+          <w:ilvl w:val="0"/>
+          <w:numId w:val="2"/>
+        </w:numPr>
+      </w:pPr>
+      <w:r>
+        <w:rPr>
+          <w:rFonts w:ascii="Georgia" w:cs="Georgia" w:eastAsia="Georgia" w:hAnsi="Georgia"/>
+          <w:sz w:val="22"/>
+          <w:szCs w:val="22"/>
+        </w:rPr>
+        <w:t xml:space="preserve">Cooked rice, to serve</w:t>
       </w:r>
     </w:p>
     <w:p>
@@ -2540,7 +2591,7 @@
           <w:sz w:val="22"/>
           <w:szCs w:val="22"/>
         </w:rPr>
-        <w:t xml:space="preserve">Beat the egg yolks with the vanilla essence until they form a thick foam. Soak the biscuit crumbs in the rum, then add them to the yolks along with the chestnut puree. Beat the egg whites to stiff peaks and fold them through the mixture.</w:t>
+        <w:t xml:space="preserve">Mix the sliced beef with the marinade ingredients and set aside. Mix the black pepper paste ingredients in a separate bowl and set aside.</w:t>
       </w:r>
     </w:p>
     <w:p>
@@ -2553,7 +2604,7 @@
           <w:sz w:val="22"/>
           <w:szCs w:val="22"/>
         </w:rPr>
-        <w:t xml:space="preserve">Line two identical round tins with baking paper and divide the mixture evenly between them. Bake at 170°C for 20–25 minutes, then remove from the oven and allow to cool to room temperature.</w:t>
+        <w:t xml:space="preserve">Heat a wok over high heat and pour 2 tbsp of the oil around the edges. Fry the beef in batches until browned but not quite cooked through, then remove from the wok and set aside.</w:t>
       </w:r>
     </w:p>
     <w:p>
@@ -2566,7 +2617,7 @@
           <w:sz w:val="22"/>
           <w:szCs w:val="22"/>
         </w:rPr>
-        <w:t xml:space="preserve">For the filling, whisk the chestnut puree, vanilla essence, rum, cream, and butter until smooth. Spread over one cake base, place the second cake on top, and refrigerate for 30 minutes to firm up before the topping goes on.</w:t>
+        <w:t xml:space="preserve">Add the remaining oil to the wok, then the garlic and ginger, and fry over high heat for about 30 seconds, until the garlic is starting to colour. Add the onion and capsicum and stir-fry for 2 minutes, until softened, then remove the vegetables and set aside.</w:t>
       </w:r>
     </w:p>
     <w:p>
@@ -2579,7 +2630,7 @@
           <w:sz w:val="22"/>
           <w:szCs w:val="22"/>
         </w:rPr>
-        <w:t xml:space="preserve">Melt the chocolate and butter together in a small saucepan over low heat until glossy and smooth. Pour over the top of the cake and return to the refrigerator to cool completely.</w:t>
+        <w:t xml:space="preserve">Return the wok to high heat and add the beef along with any collected juices. Spoon in the black pepper paste and toss the beef for 2–3 minutes, until well coated and the paste is starting to caramelise. Return the vegetables to the wok, toss until well combined, and serve with rice.</w:t>
       </w:r>
     </w:p>
     <w:p>
@@ -2592,7 +2643,7 @@
           <w:sz w:val="22"/>
           <w:szCs w:val="22"/>
         </w:rPr>
-        <w:t xml:space="preserve">To make small cakes from this recipe, use rectangular tins and cut into small squares.</w:t>
+        <w:t xml:space="preserve">This recipe has a surprising amount of heat from the black pepper. For a milder version, reduce the amount of pepper in the paste and grind a little over at the end for flavour and aroma. Also works well with pork or chicken.</w:t>
       </w:r>
     </w:p>
     <w:p>
@@ -2627,6 +2678,354 @@
                   </pic:nvPicPr>
                   <pic:blipFill>
                     <a:blip r:embed="rId14" cstate="none"/>
+                    <a:srcRect/>
+                    <a:stretch>
+                      <a:fillRect/>
+                    </a:stretch>
+                  </pic:blipFill>
+                  <pic:spPr bwMode="auto">
+                    <a:xfrm>
+                      <a:off x="0" y="0"/>
+                      <a:ext cx="5399961" cy="4049970"/>
+                    </a:xfrm>
+                    <a:prstGeom prst="rect">
+                      <a:avLst/>
+                    </a:prstGeom>
+                  </pic:spPr>
+                </pic:pic>
+              </a:graphicData>
+            </a:graphic>
+          </wp:inline>
+        </w:drawing>
+      </w:r>
+    </w:p>
+    <w:p>
+      <w:pPr>
+        <w:spacing w:before="120"/>
+        <w:jc w:val="center"/>
+      </w:pPr>
+      <w:r>
+        <w:rPr>
+          <w:rFonts w:ascii="Georgia" w:cs="Georgia" w:eastAsia="Georgia" w:hAnsi="Georgia"/>
+          <w:i/>
+          <w:iCs/>
+          <w:color w:val="8D6E63"/>
+          <w:sz w:val="18"/>
+          <w:szCs w:val="18"/>
+        </w:rPr>
+        <w:t xml:space="preserve">(placeholder — awaiting Tanya’s photograph)</w:t>
+      </w:r>
+    </w:p>
+    <w:p>
+      <w:r>
+        <w:br w:type="page"/>
+      </w:r>
+    </w:p>
+    <w:p>
+      <w:r>
+        <w:rPr>
+          <w:rFonts w:ascii="Georgia" w:cs="Georgia" w:eastAsia="Georgia" w:hAnsi="Georgia"/>
+          <w:color w:val="8D6E63"/>
+          <w:spacing w:val="40"/>
+          <w:sz w:val="20"/>
+          <w:szCs w:val="20"/>
+        </w:rPr>
+        <w:t xml:space="preserve">RECIPE 8</w:t>
+      </w:r>
+    </w:p>
+    <w:p>
+      <w:pPr>
+        <w:spacing w:after="60"/>
+      </w:pPr>
+      <w:r>
+        <w:rPr>
+          <w:rFonts w:ascii="Georgia" w:cs="Georgia" w:eastAsia="Georgia" w:hAnsi="Georgia"/>
+          <w:b/>
+          <w:bCs/>
+          <w:color w:val="3E2723"/>
+          <w:sz w:val="40"/>
+          <w:szCs w:val="40"/>
+        </w:rPr>
+        <w:t xml:space="preserve">Serbian Chestnut Torte</w:t>
+      </w:r>
+    </w:p>
+    <w:p>
+      <w:r>
+        <w:rPr>
+          <w:rFonts w:ascii="Georgia" w:cs="Georgia" w:eastAsia="Georgia" w:hAnsi="Georgia"/>
+          <w:i/>
+          <w:iCs/>
+          <w:color w:val="6D4C41"/>
+          <w:sz w:val="24"/>
+          <w:szCs w:val="24"/>
+        </w:rPr>
+        <w:t xml:space="preserve">Kolač od Kestena</w:t>
+      </w:r>
+    </w:p>
+    <w:p>
+      <w:pPr>
+        <w:spacing w:after="240"/>
+      </w:pPr>
+      <w:r>
+        <w:rPr>
+          <w:rFonts w:ascii="Georgia" w:cs="Georgia" w:eastAsia="Georgia" w:hAnsi="Georgia"/>
+          <w:i/>
+          <w:iCs/>
+          <w:color w:val="6D4C41"/>
+          <w:sz w:val="22"/>
+          <w:szCs w:val="22"/>
+        </w:rPr>
+        <w:t xml:space="preserve">Tanya's Collection — Serbian heritage — from Veliki Narodni Kuvar, translated from the original Cyrillic</w:t>
+      </w:r>
+    </w:p>
+    <w:p>
+      <w:pPr>
+        <w:spacing w:after="120"/>
+      </w:pPr>
+      <w:r>
+        <w:rPr>
+          <w:rFonts w:ascii="Georgia" w:cs="Georgia" w:eastAsia="Georgia" w:hAnsi="Georgia"/>
+          <w:b/>
+          <w:bCs/>
+          <w:color w:val="3E2723"/>
+          <w:sz w:val="26"/>
+          <w:szCs w:val="26"/>
+        </w:rPr>
+        <w:t xml:space="preserve">Ingredients</w:t>
+      </w:r>
+    </w:p>
+    <w:p>
+      <w:pPr>
+        <w:pStyle w:val="ListParagraph"/>
+        <w:numPr>
+          <w:ilvl w:val="0"/>
+          <w:numId w:val="2"/>
+        </w:numPr>
+      </w:pPr>
+      <w:r>
+        <w:rPr>
+          <w:rFonts w:ascii="Georgia" w:cs="Georgia" w:eastAsia="Georgia" w:hAnsi="Georgia"/>
+          <w:sz w:val="22"/>
+          <w:szCs w:val="22"/>
+        </w:rPr>
+        <w:t xml:space="preserve">8 eggs, separated</w:t>
+      </w:r>
+    </w:p>
+    <w:p>
+      <w:pPr>
+        <w:pStyle w:val="ListParagraph"/>
+        <w:numPr>
+          <w:ilvl w:val="0"/>
+          <w:numId w:val="2"/>
+        </w:numPr>
+      </w:pPr>
+      <w:r>
+        <w:rPr>
+          <w:rFonts w:ascii="Georgia" w:cs="Georgia" w:eastAsia="Georgia" w:hAnsi="Georgia"/>
+          <w:sz w:val="22"/>
+          <w:szCs w:val="22"/>
+        </w:rPr>
+        <w:t xml:space="preserve">1 tsp vanilla essence</w:t>
+      </w:r>
+    </w:p>
+    <w:p>
+      <w:pPr>
+        <w:pStyle w:val="ListParagraph"/>
+        <w:numPr>
+          <w:ilvl w:val="0"/>
+          <w:numId w:val="2"/>
+        </w:numPr>
+      </w:pPr>
+      <w:r>
+        <w:rPr>
+          <w:rFonts w:ascii="Georgia" w:cs="Georgia" w:eastAsia="Georgia" w:hAnsi="Georgia"/>
+          <w:sz w:val="22"/>
+          <w:szCs w:val="22"/>
+        </w:rPr>
+        <w:t xml:space="preserve">300g sweetened chestnut puree</w:t>
+      </w:r>
+    </w:p>
+    <w:p>
+      <w:pPr>
+        <w:pStyle w:val="ListParagraph"/>
+        <w:numPr>
+          <w:ilvl w:val="0"/>
+          <w:numId w:val="2"/>
+        </w:numPr>
+      </w:pPr>
+      <w:r>
+        <w:rPr>
+          <w:rFonts w:ascii="Georgia" w:cs="Georgia" w:eastAsia="Georgia" w:hAnsi="Georgia"/>
+          <w:sz w:val="22"/>
+          <w:szCs w:val="22"/>
+        </w:rPr>
+        <w:t xml:space="preserve">1 tbsp plain biscuit crumbs</w:t>
+      </w:r>
+    </w:p>
+    <w:p>
+      <w:pPr>
+        <w:pStyle w:val="ListParagraph"/>
+        <w:numPr>
+          <w:ilvl w:val="0"/>
+          <w:numId w:val="2"/>
+        </w:numPr>
+      </w:pPr>
+      <w:r>
+        <w:rPr>
+          <w:rFonts w:ascii="Georgia" w:cs="Georgia" w:eastAsia="Georgia" w:hAnsi="Georgia"/>
+          <w:sz w:val="22"/>
+          <w:szCs w:val="22"/>
+        </w:rPr>
+        <w:t xml:space="preserve">2 tsp rum</w:t>
+      </w:r>
+    </w:p>
+    <w:p>
+      <w:pPr>
+        <w:pStyle w:val="ListParagraph"/>
+        <w:numPr>
+          <w:ilvl w:val="0"/>
+          <w:numId w:val="2"/>
+        </w:numPr>
+      </w:pPr>
+      <w:r>
+        <w:rPr>
+          <w:rFonts w:ascii="Georgia" w:cs="Georgia" w:eastAsia="Georgia" w:hAnsi="Georgia"/>
+          <w:sz w:val="22"/>
+          <w:szCs w:val="22"/>
+        </w:rPr>
+        <w:t xml:space="preserve">Filling: 500g sweetened chestnut puree, 1 tsp vanilla essence, ½ tsp rum, 3 tbsp cream, 50g unsalted butter</w:t>
+      </w:r>
+    </w:p>
+    <w:p>
+      <w:pPr>
+        <w:pStyle w:val="ListParagraph"/>
+        <w:numPr>
+          <w:ilvl w:val="0"/>
+          <w:numId w:val="2"/>
+        </w:numPr>
+      </w:pPr>
+      <w:r>
+        <w:rPr>
+          <w:rFonts w:ascii="Georgia" w:cs="Georgia" w:eastAsia="Georgia" w:hAnsi="Georgia"/>
+          <w:sz w:val="22"/>
+          <w:szCs w:val="22"/>
+        </w:rPr>
+        <w:t xml:space="preserve">Topping: 125g dark cooking chocolate, 70g butter</w:t>
+      </w:r>
+    </w:p>
+    <w:p>
+      <w:pPr>
+        <w:spacing w:after="120" w:before="240"/>
+      </w:pPr>
+      <w:r>
+        <w:rPr>
+          <w:rFonts w:ascii="Georgia" w:cs="Georgia" w:eastAsia="Georgia" w:hAnsi="Georgia"/>
+          <w:b/>
+          <w:bCs/>
+          <w:color w:val="3E2723"/>
+          <w:sz w:val="26"/>
+          <w:szCs w:val="26"/>
+        </w:rPr>
+        <w:t xml:space="preserve">Method</w:t>
+      </w:r>
+    </w:p>
+    <w:p>
+      <w:pPr>
+        <w:spacing w:after="180"/>
+      </w:pPr>
+      <w:r>
+        <w:rPr>
+          <w:rFonts w:ascii="Georgia" w:cs="Georgia" w:eastAsia="Georgia" w:hAnsi="Georgia"/>
+          <w:sz w:val="22"/>
+          <w:szCs w:val="22"/>
+        </w:rPr>
+        <w:t xml:space="preserve">Beat the egg yolks with the vanilla essence until they form a thick foam. Soak the biscuit crumbs in the rum, then add them to the yolks along with the chestnut puree. Beat the egg whites to stiff peaks and fold them through the mixture.</w:t>
+      </w:r>
+    </w:p>
+    <w:p>
+      <w:pPr>
+        <w:spacing w:after="180"/>
+      </w:pPr>
+      <w:r>
+        <w:rPr>
+          <w:rFonts w:ascii="Georgia" w:cs="Georgia" w:eastAsia="Georgia" w:hAnsi="Georgia"/>
+          <w:sz w:val="22"/>
+          <w:szCs w:val="22"/>
+        </w:rPr>
+        <w:t xml:space="preserve">Line two identical round tins with baking paper and divide the mixture evenly between them. Bake at 170°C for 20–25 minutes, then remove from the oven and allow to cool to room temperature.</w:t>
+      </w:r>
+    </w:p>
+    <w:p>
+      <w:pPr>
+        <w:spacing w:after="180"/>
+      </w:pPr>
+      <w:r>
+        <w:rPr>
+          <w:rFonts w:ascii="Georgia" w:cs="Georgia" w:eastAsia="Georgia" w:hAnsi="Georgia"/>
+          <w:sz w:val="22"/>
+          <w:szCs w:val="22"/>
+        </w:rPr>
+        <w:t xml:space="preserve">For the filling, whisk the chestnut puree, vanilla essence, rum, cream, and butter until smooth. Spread over one cake base, place the second cake on top, and refrigerate for 30 minutes to firm up before the topping goes on.</w:t>
+      </w:r>
+    </w:p>
+    <w:p>
+      <w:pPr>
+        <w:spacing w:after="180"/>
+      </w:pPr>
+      <w:r>
+        <w:rPr>
+          <w:rFonts w:ascii="Georgia" w:cs="Georgia" w:eastAsia="Georgia" w:hAnsi="Georgia"/>
+          <w:sz w:val="22"/>
+          <w:szCs w:val="22"/>
+        </w:rPr>
+        <w:t xml:space="preserve">Melt the chocolate and butter together in a small saucepan over low heat until glossy and smooth. Pour over the top of the cake and return to the refrigerator to cool completely.</w:t>
+      </w:r>
+    </w:p>
+    <w:p>
+      <w:pPr>
+        <w:spacing w:after="180"/>
+      </w:pPr>
+      <w:r>
+        <w:rPr>
+          <w:rFonts w:ascii="Georgia" w:cs="Georgia" w:eastAsia="Georgia" w:hAnsi="Georgia"/>
+          <w:sz w:val="22"/>
+          <w:szCs w:val="22"/>
+        </w:rPr>
+        <w:t xml:space="preserve">To make small cakes from this recipe, use rectangular tins and cut into small squares.</w:t>
+      </w:r>
+    </w:p>
+    <w:p>
+      <w:r>
+        <w:br w:type="page"/>
+      </w:r>
+    </w:p>
+    <w:p/>
+    <w:p/>
+    <w:p/>
+    <w:p>
+      <w:pPr>
+        <w:jc w:val="center"/>
+      </w:pPr>
+      <w:r>
+        <w:drawing>
+          <wp:inline distT="0" distB="0" distL="0" distR="0">
+            <wp:extent cx="5399961" cy="4049970"/>
+            <wp:effectExtent t="0" r="0" b="0" l="0"/>
+            <wp:docPr id="1" name="" descr="" title=""/>
+            <wp:cNvGraphicFramePr>
+              <a:graphicFrameLocks xmlns:a="http://schemas.openxmlformats.org/drawingml/2006/main" noChangeAspect="1"/>
+            </wp:cNvGraphicFramePr>
+            <a:graphic xmlns:a="http://schemas.openxmlformats.org/drawingml/2006/main">
+              <a:graphicData uri="http://schemas.openxmlformats.org/drawingml/2006/picture">
+                <pic:pic xmlns:pic="http://schemas.openxmlformats.org/drawingml/2006/picture">
+                  <pic:nvPicPr>
+                    <pic:cNvPr id="0" name="" descr=""/>
+                    <pic:cNvPicPr>
+                      <a:picLocks noChangeAspect="1" noChangeArrowheads="1"/>
+                    </pic:cNvPicPr>
+                  </pic:nvPicPr>
+                  <pic:blipFill>
+                    <a:blip r:embed="rId15" cstate="none"/>
                     <a:srcRect/>
                     <a:stretch>
                       <a:fillRect/>

--- a/book/Licina-Family-Recipe-Book.docx
+++ b/book/Licina-Family-Recipe-Book.docx
@@ -3026,6 +3026,332 @@
                   </pic:nvPicPr>
                   <pic:blipFill>
                     <a:blip r:embed="rId15" cstate="none"/>
+                    <a:srcRect/>
+                    <a:stretch>
+                      <a:fillRect/>
+                    </a:stretch>
+                  </pic:blipFill>
+                  <pic:spPr bwMode="auto">
+                    <a:xfrm>
+                      <a:off x="0" y="0"/>
+                      <a:ext cx="5399961" cy="4049970"/>
+                    </a:xfrm>
+                    <a:prstGeom prst="rect">
+                      <a:avLst/>
+                    </a:prstGeom>
+                  </pic:spPr>
+                </pic:pic>
+              </a:graphicData>
+            </a:graphic>
+          </wp:inline>
+        </w:drawing>
+      </w:r>
+    </w:p>
+    <w:p>
+      <w:r>
+        <w:br w:type="page"/>
+      </w:r>
+    </w:p>
+    <w:p>
+      <w:r>
+        <w:rPr>
+          <w:rFonts w:ascii="Georgia" w:cs="Georgia" w:eastAsia="Georgia" w:hAnsi="Georgia"/>
+          <w:color w:val="8D6E63"/>
+          <w:spacing w:val="40"/>
+          <w:sz w:val="20"/>
+          <w:szCs w:val="20"/>
+        </w:rPr>
+        <w:t xml:space="preserve">RECIPE 9</w:t>
+      </w:r>
+    </w:p>
+    <w:p>
+      <w:pPr>
+        <w:spacing w:after="60"/>
+      </w:pPr>
+      <w:r>
+        <w:rPr>
+          <w:rFonts w:ascii="Georgia" w:cs="Georgia" w:eastAsia="Georgia" w:hAnsi="Georgia"/>
+          <w:b/>
+          <w:bCs/>
+          <w:color w:val="3E2723"/>
+          <w:sz w:val="40"/>
+          <w:szCs w:val="40"/>
+        </w:rPr>
+        <w:t xml:space="preserve">Choc Banana Bread</w:t>
+      </w:r>
+    </w:p>
+    <w:p>
+      <w:pPr>
+        <w:spacing w:after="240"/>
+      </w:pPr>
+      <w:r>
+        <w:rPr>
+          <w:rFonts w:ascii="Georgia" w:cs="Georgia" w:eastAsia="Georgia" w:hAnsi="Georgia"/>
+          <w:i/>
+          <w:iCs/>
+          <w:color w:val="6D4C41"/>
+          <w:sz w:val="22"/>
+          <w:szCs w:val="22"/>
+        </w:rPr>
+        <w:t xml:space="preserve">Tanya's Collection — adapted from Bill Granger, Bill's Food</w:t>
+      </w:r>
+    </w:p>
+    <w:p>
+      <w:pPr>
+        <w:spacing w:after="120"/>
+      </w:pPr>
+      <w:r>
+        <w:rPr>
+          <w:rFonts w:ascii="Georgia" w:cs="Georgia" w:eastAsia="Georgia" w:hAnsi="Georgia"/>
+          <w:b/>
+          <w:bCs/>
+          <w:color w:val="3E2723"/>
+          <w:sz w:val="26"/>
+          <w:szCs w:val="26"/>
+        </w:rPr>
+        <w:t xml:space="preserve">Ingredients</w:t>
+      </w:r>
+    </w:p>
+    <w:p>
+      <w:pPr>
+        <w:pStyle w:val="ListParagraph"/>
+        <w:numPr>
+          <w:ilvl w:val="0"/>
+          <w:numId w:val="2"/>
+        </w:numPr>
+      </w:pPr>
+      <w:r>
+        <w:rPr>
+          <w:rFonts w:ascii="Georgia" w:cs="Georgia" w:eastAsia="Georgia" w:hAnsi="Georgia"/>
+          <w:sz w:val="22"/>
+          <w:szCs w:val="22"/>
+        </w:rPr>
+        <w:t xml:space="preserve">250g (2 cups) plain flour</w:t>
+      </w:r>
+    </w:p>
+    <w:p>
+      <w:pPr>
+        <w:pStyle w:val="ListParagraph"/>
+        <w:numPr>
+          <w:ilvl w:val="0"/>
+          <w:numId w:val="2"/>
+        </w:numPr>
+      </w:pPr>
+      <w:r>
+        <w:rPr>
+          <w:rFonts w:ascii="Georgia" w:cs="Georgia" w:eastAsia="Georgia" w:hAnsi="Georgia"/>
+          <w:sz w:val="22"/>
+          <w:szCs w:val="22"/>
+        </w:rPr>
+        <w:t xml:space="preserve">2 tsp baking powder</w:t>
+      </w:r>
+    </w:p>
+    <w:p>
+      <w:pPr>
+        <w:pStyle w:val="ListParagraph"/>
+        <w:numPr>
+          <w:ilvl w:val="0"/>
+          <w:numId w:val="2"/>
+        </w:numPr>
+      </w:pPr>
+      <w:r>
+        <w:rPr>
+          <w:rFonts w:ascii="Georgia" w:cs="Georgia" w:eastAsia="Georgia" w:hAnsi="Georgia"/>
+          <w:sz w:val="22"/>
+          <w:szCs w:val="22"/>
+        </w:rPr>
+        <w:t xml:space="preserve">125g unsalted butter, softened</w:t>
+      </w:r>
+    </w:p>
+    <w:p>
+      <w:pPr>
+        <w:pStyle w:val="ListParagraph"/>
+        <w:numPr>
+          <w:ilvl w:val="0"/>
+          <w:numId w:val="2"/>
+        </w:numPr>
+      </w:pPr>
+      <w:r>
+        <w:rPr>
+          <w:rFonts w:ascii="Georgia" w:cs="Georgia" w:eastAsia="Georgia" w:hAnsi="Georgia"/>
+          <w:sz w:val="22"/>
+          <w:szCs w:val="22"/>
+        </w:rPr>
+        <w:t xml:space="preserve">125g caster sugar</w:t>
+      </w:r>
+    </w:p>
+    <w:p>
+      <w:pPr>
+        <w:pStyle w:val="ListParagraph"/>
+        <w:numPr>
+          <w:ilvl w:val="0"/>
+          <w:numId w:val="2"/>
+        </w:numPr>
+      </w:pPr>
+      <w:r>
+        <w:rPr>
+          <w:rFonts w:ascii="Georgia" w:cs="Georgia" w:eastAsia="Georgia" w:hAnsi="Georgia"/>
+          <w:sz w:val="22"/>
+          <w:szCs w:val="22"/>
+        </w:rPr>
+        <w:t xml:space="preserve">4 ripe bananas, mashed</w:t>
+      </w:r>
+    </w:p>
+    <w:p>
+      <w:pPr>
+        <w:pStyle w:val="ListParagraph"/>
+        <w:numPr>
+          <w:ilvl w:val="0"/>
+          <w:numId w:val="2"/>
+        </w:numPr>
+      </w:pPr>
+      <w:r>
+        <w:rPr>
+          <w:rFonts w:ascii="Georgia" w:cs="Georgia" w:eastAsia="Georgia" w:hAnsi="Georgia"/>
+          <w:sz w:val="22"/>
+          <w:szCs w:val="22"/>
+        </w:rPr>
+        <w:t xml:space="preserve">2 eggs, lightly beaten</w:t>
+      </w:r>
+    </w:p>
+    <w:p>
+      <w:pPr>
+        <w:pStyle w:val="ListParagraph"/>
+        <w:numPr>
+          <w:ilvl w:val="0"/>
+          <w:numId w:val="2"/>
+        </w:numPr>
+      </w:pPr>
+      <w:r>
+        <w:rPr>
+          <w:rFonts w:ascii="Georgia" w:cs="Georgia" w:eastAsia="Georgia" w:hAnsi="Georgia"/>
+          <w:sz w:val="22"/>
+          <w:szCs w:val="22"/>
+        </w:rPr>
+        <w:t xml:space="preserve">1 tsp vanilla extract</w:t>
+      </w:r>
+    </w:p>
+    <w:p>
+      <w:pPr>
+        <w:pStyle w:val="ListParagraph"/>
+        <w:numPr>
+          <w:ilvl w:val="0"/>
+          <w:numId w:val="2"/>
+        </w:numPr>
+      </w:pPr>
+      <w:r>
+        <w:rPr>
+          <w:rFonts w:ascii="Georgia" w:cs="Georgia" w:eastAsia="Georgia" w:hAnsi="Georgia"/>
+          <w:sz w:val="22"/>
+          <w:szCs w:val="22"/>
+        </w:rPr>
+        <w:t xml:space="preserve">175g (1 cup) good-quality dark or milk chocolate chips</w:t>
+      </w:r>
+    </w:p>
+    <w:p>
+      <w:pPr>
+        <w:pStyle w:val="ListParagraph"/>
+        <w:numPr>
+          <w:ilvl w:val="0"/>
+          <w:numId w:val="2"/>
+        </w:numPr>
+      </w:pPr>
+      <w:r>
+        <w:rPr>
+          <w:rFonts w:ascii="Georgia" w:cs="Georgia" w:eastAsia="Georgia" w:hAnsi="Georgia"/>
+          <w:sz w:val="22"/>
+          <w:szCs w:val="22"/>
+        </w:rPr>
+        <w:t xml:space="preserve">70g walnuts, chopped</w:t>
+      </w:r>
+    </w:p>
+    <w:p>
+      <w:pPr>
+        <w:spacing w:after="120" w:before="240"/>
+      </w:pPr>
+      <w:r>
+        <w:rPr>
+          <w:rFonts w:ascii="Georgia" w:cs="Georgia" w:eastAsia="Georgia" w:hAnsi="Georgia"/>
+          <w:b/>
+          <w:bCs/>
+          <w:color w:val="3E2723"/>
+          <w:sz w:val="26"/>
+          <w:szCs w:val="26"/>
+        </w:rPr>
+        <w:t xml:space="preserve">Method</w:t>
+      </w:r>
+    </w:p>
+    <w:p>
+      <w:pPr>
+        <w:spacing w:after="180"/>
+      </w:pPr>
+      <w:r>
+        <w:rPr>
+          <w:rFonts w:ascii="Georgia" w:cs="Georgia" w:eastAsia="Georgia" w:hAnsi="Georgia"/>
+          <w:sz w:val="22"/>
+          <w:szCs w:val="22"/>
+        </w:rPr>
+        <w:t xml:space="preserve">Preheat the oven to 180°C. Sift the flour and baking powder into a large bowl.</w:t>
+      </w:r>
+    </w:p>
+    <w:p>
+      <w:pPr>
+        <w:spacing w:after="180"/>
+      </w:pPr>
+      <w:r>
+        <w:rPr>
+          <w:rFonts w:ascii="Georgia" w:cs="Georgia" w:eastAsia="Georgia" w:hAnsi="Georgia"/>
+          <w:sz w:val="22"/>
+          <w:szCs w:val="22"/>
+        </w:rPr>
+        <w:t xml:space="preserve">In a separate bowl, mix the butter, sugar, banana, eggs, vanilla, chocolate chips and walnuts. Add to the dry ingredients and stir just to combine — a loose mixture keeps the loaf moist, so be careful not to overmix.</w:t>
+      </w:r>
+    </w:p>
+    <w:p>
+      <w:pPr>
+        <w:spacing w:after="180"/>
+      </w:pPr>
+      <w:r>
+        <w:rPr>
+          <w:rFonts w:ascii="Georgia" w:cs="Georgia" w:eastAsia="Georgia" w:hAnsi="Georgia"/>
+          <w:sz w:val="22"/>
+          <w:szCs w:val="22"/>
+        </w:rPr>
+        <w:t xml:space="preserve">Pour the batter into a non-stick, or lightly greased and floured, 19 x 11cm loaf tin and bake for 1 hour 15 minutes, until a skewer comes out clean. Leave to cool in the tin for 5 minutes before turning out onto a wire rack. Serve in thick slices with butter. Makes 8 to 10 slices.</w:t>
+      </w:r>
+    </w:p>
+    <w:p>
+      <w:r>
+        <w:br w:type="page"/>
+      </w:r>
+    </w:p>
+    <w:p/>
+    <w:p/>
+    <w:p/>
+    <w:p>
+      <w:pPr>
+        <w:jc w:val="center"/>
+      </w:pPr>
+      <w:r>
+        <w:drawing>
+          <wp:inline distT="0" distB="0" distL="0" distR="0">
+            <wp:extent cx="5399961" cy="4049970"/>
+            <wp:effectExtent t="0" r="0" b="0" l="0"/>
+            <wp:docPr id="1" name="" descr="" title=""/>
+            <wp:cNvGraphicFramePr>
+              <a:graphicFrameLocks xmlns:a="http://schemas.openxmlformats.org/drawingml/2006/main" noChangeAspect="1"/>
+            </wp:cNvGraphicFramePr>
+            <a:graphic xmlns:a="http://schemas.openxmlformats.org/drawingml/2006/main">
+              <a:graphicData uri="http://schemas.openxmlformats.org/drawingml/2006/picture">
+                <pic:pic xmlns:pic="http://schemas.openxmlformats.org/drawingml/2006/picture">
+                  <pic:nvPicPr>
+                    <pic:cNvPr id="0" name="" descr=""/>
+                    <pic:cNvPicPr>
+                      <a:picLocks noChangeAspect="1" noChangeArrowheads="1"/>
+                    </pic:cNvPicPr>
+                  </pic:nvPicPr>
+                  <pic:blipFill>
+                    <a:blip r:embed="rId16" cstate="none"/>
                     <a:srcRect/>
                     <a:stretch>
                       <a:fillRect/>

--- a/book/Licina-Family-Recipe-Book.docx
+++ b/book/Licina-Family-Recipe-Book.docx
@@ -3371,6 +3371,366 @@
             </a:graphic>
           </wp:inline>
         </w:drawing>
+      </w:r>
+    </w:p>
+    <w:p>
+      <w:r>
+        <w:br w:type="page"/>
+      </w:r>
+    </w:p>
+    <w:p>
+      <w:r>
+        <w:rPr>
+          <w:rFonts w:ascii="Georgia" w:cs="Georgia" w:eastAsia="Georgia" w:hAnsi="Georgia"/>
+          <w:color w:val="8D6E63"/>
+          <w:spacing w:val="40"/>
+          <w:sz w:val="20"/>
+          <w:szCs w:val="20"/>
+        </w:rPr>
+        <w:t xml:space="preserve">RECIPE 10</w:t>
+      </w:r>
+    </w:p>
+    <w:p>
+      <w:pPr>
+        <w:spacing w:after="60"/>
+      </w:pPr>
+      <w:r>
+        <w:rPr>
+          <w:rFonts w:ascii="Georgia" w:cs="Georgia" w:eastAsia="Georgia" w:hAnsi="Georgia"/>
+          <w:b/>
+          <w:bCs/>
+          <w:color w:val="3E2723"/>
+          <w:sz w:val="40"/>
+          <w:szCs w:val="40"/>
+        </w:rPr>
+        <w:t xml:space="preserve">Mushroom Sauce</w:t>
+      </w:r>
+    </w:p>
+    <w:p>
+      <w:pPr>
+        <w:spacing w:after="240"/>
+      </w:pPr>
+      <w:r>
+        <w:rPr>
+          <w:rFonts w:ascii="Georgia" w:cs="Georgia" w:eastAsia="Georgia" w:hAnsi="Georgia"/>
+          <w:i/>
+          <w:iCs/>
+          <w:color w:val="6D4C41"/>
+          <w:sz w:val="22"/>
+          <w:szCs w:val="22"/>
+        </w:rPr>
+        <w:t xml:space="preserve">Tanya's Collection — adapted from Nagi Maehashi, RecipeTin Eats</w:t>
+      </w:r>
+    </w:p>
+    <w:p>
+      <w:pPr>
+        <w:spacing w:after="120"/>
+      </w:pPr>
+      <w:r>
+        <w:rPr>
+          <w:rFonts w:ascii="Georgia" w:cs="Georgia" w:eastAsia="Georgia" w:hAnsi="Georgia"/>
+          <w:b/>
+          <w:bCs/>
+          <w:color w:val="3E2723"/>
+          <w:sz w:val="26"/>
+          <w:szCs w:val="26"/>
+        </w:rPr>
+        <w:t xml:space="preserve">Ingredients</w:t>
+      </w:r>
+    </w:p>
+    <w:p>
+      <w:pPr>
+        <w:pStyle w:val="ListParagraph"/>
+        <w:numPr>
+          <w:ilvl w:val="0"/>
+          <w:numId w:val="2"/>
+        </w:numPr>
+      </w:pPr>
+      <w:r>
+        <w:rPr>
+          <w:rFonts w:ascii="Georgia" w:cs="Georgia" w:eastAsia="Georgia" w:hAnsi="Georgia"/>
+          <w:sz w:val="22"/>
+          <w:szCs w:val="22"/>
+        </w:rPr>
+        <w:t xml:space="preserve">1 tbsp unsalted butter</w:t>
+      </w:r>
+    </w:p>
+    <w:p>
+      <w:pPr>
+        <w:pStyle w:val="ListParagraph"/>
+        <w:numPr>
+          <w:ilvl w:val="0"/>
+          <w:numId w:val="2"/>
+        </w:numPr>
+      </w:pPr>
+      <w:r>
+        <w:rPr>
+          <w:rFonts w:ascii="Georgia" w:cs="Georgia" w:eastAsia="Georgia" w:hAnsi="Georgia"/>
+          <w:sz w:val="22"/>
+          <w:szCs w:val="22"/>
+        </w:rPr>
+        <w:t xml:space="preserve">1 tsp olive oil</w:t>
+      </w:r>
+    </w:p>
+    <w:p>
+      <w:pPr>
+        <w:pStyle w:val="ListParagraph"/>
+        <w:numPr>
+          <w:ilvl w:val="0"/>
+          <w:numId w:val="2"/>
+        </w:numPr>
+      </w:pPr>
+      <w:r>
+        <w:rPr>
+          <w:rFonts w:ascii="Georgia" w:cs="Georgia" w:eastAsia="Georgia" w:hAnsi="Georgia"/>
+          <w:sz w:val="22"/>
+          <w:szCs w:val="22"/>
+        </w:rPr>
+        <w:t xml:space="preserve">150g mushrooms, sliced (morels are lovely here)</w:t>
+      </w:r>
+    </w:p>
+    <w:p>
+      <w:pPr>
+        <w:pStyle w:val="ListParagraph"/>
+        <w:numPr>
+          <w:ilvl w:val="0"/>
+          <w:numId w:val="2"/>
+        </w:numPr>
+      </w:pPr>
+      <w:r>
+        <w:rPr>
+          <w:rFonts w:ascii="Georgia" w:cs="Georgia" w:eastAsia="Georgia" w:hAnsi="Georgia"/>
+          <w:sz w:val="22"/>
+          <w:szCs w:val="22"/>
+        </w:rPr>
+        <w:t xml:space="preserve">Pinch of salt and pepper</w:t>
+      </w:r>
+    </w:p>
+    <w:p>
+      <w:pPr>
+        <w:pStyle w:val="ListParagraph"/>
+        <w:numPr>
+          <w:ilvl w:val="0"/>
+          <w:numId w:val="2"/>
+        </w:numPr>
+      </w:pPr>
+      <w:r>
+        <w:rPr>
+          <w:rFonts w:ascii="Georgia" w:cs="Georgia" w:eastAsia="Georgia" w:hAnsi="Georgia"/>
+          <w:sz w:val="22"/>
+          <w:szCs w:val="22"/>
+        </w:rPr>
+        <w:t xml:space="preserve">1 garlic clove, minced</w:t>
+      </w:r>
+    </w:p>
+    <w:p>
+      <w:pPr>
+        <w:pStyle w:val="ListParagraph"/>
+        <w:numPr>
+          <w:ilvl w:val="0"/>
+          <w:numId w:val="2"/>
+        </w:numPr>
+      </w:pPr>
+      <w:r>
+        <w:rPr>
+          <w:rFonts w:ascii="Georgia" w:cs="Georgia" w:eastAsia="Georgia" w:hAnsi="Georgia"/>
+          <w:sz w:val="22"/>
+          <w:szCs w:val="22"/>
+        </w:rPr>
+        <w:t xml:space="preserve">30ml dry white wine or rosé</w:t>
+      </w:r>
+    </w:p>
+    <w:p>
+      <w:pPr>
+        <w:pStyle w:val="ListParagraph"/>
+        <w:numPr>
+          <w:ilvl w:val="0"/>
+          <w:numId w:val="2"/>
+        </w:numPr>
+      </w:pPr>
+      <w:r>
+        <w:rPr>
+          <w:rFonts w:ascii="Georgia" w:cs="Georgia" w:eastAsia="Georgia" w:hAnsi="Georgia"/>
+          <w:sz w:val="22"/>
+          <w:szCs w:val="22"/>
+        </w:rPr>
+        <w:t xml:space="preserve">60ml (¼ cup) chicken or vegetable broth</w:t>
+      </w:r>
+    </w:p>
+    <w:p>
+      <w:pPr>
+        <w:pStyle w:val="ListParagraph"/>
+        <w:numPr>
+          <w:ilvl w:val="0"/>
+          <w:numId w:val="2"/>
+        </w:numPr>
+      </w:pPr>
+      <w:r>
+        <w:rPr>
+          <w:rFonts w:ascii="Georgia" w:cs="Georgia" w:eastAsia="Georgia" w:hAnsi="Georgia"/>
+          <w:sz w:val="22"/>
+          <w:szCs w:val="22"/>
+        </w:rPr>
+        <w:t xml:space="preserve">125ml (½ cup) thickened cream</w:t>
+      </w:r>
+    </w:p>
+    <w:p>
+      <w:pPr>
+        <w:pStyle w:val="ListParagraph"/>
+        <w:numPr>
+          <w:ilvl w:val="0"/>
+          <w:numId w:val="2"/>
+        </w:numPr>
+      </w:pPr>
+      <w:r>
+        <w:rPr>
+          <w:rFonts w:ascii="Georgia" w:cs="Georgia" w:eastAsia="Georgia" w:hAnsi="Georgia"/>
+          <w:sz w:val="22"/>
+          <w:szCs w:val="22"/>
+        </w:rPr>
+        <w:t xml:space="preserve">30g parmesan, finely grated</w:t>
+      </w:r>
+    </w:p>
+    <w:p>
+      <w:pPr>
+        <w:pStyle w:val="ListParagraph"/>
+        <w:numPr>
+          <w:ilvl w:val="0"/>
+          <w:numId w:val="2"/>
+        </w:numPr>
+      </w:pPr>
+      <w:r>
+        <w:rPr>
+          <w:rFonts w:ascii="Georgia" w:cs="Georgia" w:eastAsia="Georgia" w:hAnsi="Georgia"/>
+          <w:sz w:val="22"/>
+          <w:szCs w:val="22"/>
+        </w:rPr>
+        <w:t xml:space="preserve">1 tsp fresh thyme leaves (or ¼–½ tsp dried)</w:t>
+      </w:r>
+    </w:p>
+    <w:p>
+      <w:pPr>
+        <w:spacing w:after="120" w:before="240"/>
+      </w:pPr>
+      <w:r>
+        <w:rPr>
+          <w:rFonts w:ascii="Georgia" w:cs="Georgia" w:eastAsia="Georgia" w:hAnsi="Georgia"/>
+          <w:b/>
+          <w:bCs/>
+          <w:color w:val="3E2723"/>
+          <w:sz w:val="26"/>
+          <w:szCs w:val="26"/>
+        </w:rPr>
+        <w:t xml:space="preserve">Method</w:t>
+      </w:r>
+    </w:p>
+    <w:p>
+      <w:pPr>
+        <w:spacing w:after="180"/>
+      </w:pPr>
+      <w:r>
+        <w:rPr>
+          <w:rFonts w:ascii="Georgia" w:cs="Georgia" w:eastAsia="Georgia" w:hAnsi="Georgia"/>
+          <w:sz w:val="22"/>
+          <w:szCs w:val="22"/>
+        </w:rPr>
+        <w:t xml:space="preserve">Heat the oil and melt the butter in a skillet over medium-high heat. Add the mushrooms and let them cook unhurried until golden brown, about 4–5 minutes — no need to stir constantly. Just before they're done, add the garlic with a pinch of salt and pepper and cook for a minute more, until the garlic turns golden.</w:t>
+      </w:r>
+    </w:p>
+    <w:p>
+      <w:pPr>
+        <w:spacing w:after="180"/>
+      </w:pPr>
+      <w:r>
+        <w:rPr>
+          <w:rFonts w:ascii="Georgia" w:cs="Georgia" w:eastAsia="Georgia" w:hAnsi="Georgia"/>
+          <w:sz w:val="22"/>
+          <w:szCs w:val="22"/>
+        </w:rPr>
+        <w:t xml:space="preserve">Pour in the wine — it will sizzle. Stir and scrape the bottom of the pan for a minute, until it has mostly evaporated. Add the broth, cream and parmesan, then lower the heat to a gentle simmer; don't let it boil hard or the cream may split.</w:t>
+      </w:r>
+    </w:p>
+    <w:p>
+      <w:pPr>
+        <w:spacing w:after="180"/>
+      </w:pPr>
+      <w:r>
+        <w:rPr>
+          <w:rFonts w:ascii="Georgia" w:cs="Georgia" w:eastAsia="Georgia" w:hAnsi="Georgia"/>
+          <w:sz w:val="22"/>
+          <w:szCs w:val="22"/>
+        </w:rPr>
+        <w:t xml:space="preserve">Stir occasionally and simmer for 2–3 minutes, until it thickens a little — it shouldn't be heavy, this is a rich sauce. Stir through the thyme, taste for salt and pepper, and take it off the heat. Serve over chicken breasts or eye fillet, or toss it through pasta. Enough for two.</w:t>
+      </w:r>
+    </w:p>
+    <w:p>
+      <w:r>
+        <w:br w:type="page"/>
+      </w:r>
+    </w:p>
+    <w:p/>
+    <w:p/>
+    <w:p/>
+    <w:p>
+      <w:pPr>
+        <w:jc w:val="center"/>
+      </w:pPr>
+      <w:r>
+        <w:drawing>
+          <wp:inline distT="0" distB="0" distL="0" distR="0">
+            <wp:extent cx="5399961" cy="4049970"/>
+            <wp:effectExtent t="0" r="0" b="0" l="0"/>
+            <wp:docPr id="1" name="" descr="" title=""/>
+            <wp:cNvGraphicFramePr>
+              <a:graphicFrameLocks xmlns:a="http://schemas.openxmlformats.org/drawingml/2006/main" noChangeAspect="1"/>
+            </wp:cNvGraphicFramePr>
+            <a:graphic xmlns:a="http://schemas.openxmlformats.org/drawingml/2006/main">
+              <a:graphicData uri="http://schemas.openxmlformats.org/drawingml/2006/picture">
+                <pic:pic xmlns:pic="http://schemas.openxmlformats.org/drawingml/2006/picture">
+                  <pic:nvPicPr>
+                    <pic:cNvPr id="0" name="" descr=""/>
+                    <pic:cNvPicPr>
+                      <a:picLocks noChangeAspect="1" noChangeArrowheads="1"/>
+                    </pic:cNvPicPr>
+                  </pic:nvPicPr>
+                  <pic:blipFill>
+                    <a:blip r:embed="rId17" cstate="none"/>
+                    <a:srcRect/>
+                    <a:stretch>
+                      <a:fillRect/>
+                    </a:stretch>
+                  </pic:blipFill>
+                  <pic:spPr bwMode="auto">
+                    <a:xfrm>
+                      <a:off x="0" y="0"/>
+                      <a:ext cx="5399961" cy="4049970"/>
+                    </a:xfrm>
+                    <a:prstGeom prst="rect">
+                      <a:avLst/>
+                    </a:prstGeom>
+                  </pic:spPr>
+                </pic:pic>
+              </a:graphicData>
+            </a:graphic>
+          </wp:inline>
+        </w:drawing>
+      </w:r>
+    </w:p>
+    <w:p>
+      <w:pPr>
+        <w:spacing w:before="120"/>
+        <w:jc w:val="center"/>
+      </w:pPr>
+      <w:r>
+        <w:rPr>
+          <w:rFonts w:ascii="Georgia" w:cs="Georgia" w:eastAsia="Georgia" w:hAnsi="Georgia"/>
+          <w:i/>
+          <w:iCs/>
+          <w:color w:val="8D6E63"/>
+          <w:sz w:val="18"/>
+          <w:szCs w:val="18"/>
+        </w:rPr>
+        <w:t xml:space="preserve">(placeholder — awaiting Tanya’s photograph)</w:t>
       </w:r>
     </w:p>
     <w:sectPr>

--- a/book/Licina-Family-Recipe-Book.docx
+++ b/book/Licina-Family-Recipe-Book.docx
@@ -3731,6 +3731,379 @@
           <w:szCs w:val="18"/>
         </w:rPr>
         <w:t xml:space="preserve">(placeholder — awaiting Tanya’s photograph)</w:t>
+      </w:r>
+    </w:p>
+    <w:p>
+      <w:r>
+        <w:br w:type="page"/>
+      </w:r>
+    </w:p>
+    <w:p>
+      <w:r>
+        <w:rPr>
+          <w:rFonts w:ascii="Georgia" w:cs="Georgia" w:eastAsia="Georgia" w:hAnsi="Georgia"/>
+          <w:color w:val="8D6E63"/>
+          <w:spacing w:val="40"/>
+          <w:sz w:val="20"/>
+          <w:szCs w:val="20"/>
+        </w:rPr>
+        <w:t xml:space="preserve">RECIPE 11</w:t>
+      </w:r>
+    </w:p>
+    <w:p>
+      <w:pPr>
+        <w:spacing w:after="60"/>
+      </w:pPr>
+      <w:r>
+        <w:rPr>
+          <w:rFonts w:ascii="Georgia" w:cs="Georgia" w:eastAsia="Georgia" w:hAnsi="Georgia"/>
+          <w:b/>
+          <w:bCs/>
+          <w:color w:val="3E2723"/>
+          <w:sz w:val="40"/>
+          <w:szCs w:val="40"/>
+        </w:rPr>
+        <w:t xml:space="preserve">Moist Blueberry Muffins</w:t>
+      </w:r>
+    </w:p>
+    <w:p>
+      <w:pPr>
+        <w:spacing w:after="240"/>
+      </w:pPr>
+      <w:r>
+        <w:rPr>
+          <w:rFonts w:ascii="Georgia" w:cs="Georgia" w:eastAsia="Georgia" w:hAnsi="Georgia"/>
+          <w:i/>
+          <w:iCs/>
+          <w:color w:val="6D4C41"/>
+          <w:sz w:val="22"/>
+          <w:szCs w:val="22"/>
+        </w:rPr>
+        <w:t xml:space="preserve">Tanya's Collection — adapted from Nagi Maehashi, RecipeTin Eats</w:t>
+      </w:r>
+    </w:p>
+    <w:p>
+      <w:pPr>
+        <w:spacing w:after="120"/>
+      </w:pPr>
+      <w:r>
+        <w:rPr>
+          <w:rFonts w:ascii="Georgia" w:cs="Georgia" w:eastAsia="Georgia" w:hAnsi="Georgia"/>
+          <w:b/>
+          <w:bCs/>
+          <w:color w:val="3E2723"/>
+          <w:sz w:val="26"/>
+          <w:szCs w:val="26"/>
+        </w:rPr>
+        <w:t xml:space="preserve">Ingredients</w:t>
+      </w:r>
+    </w:p>
+    <w:p>
+      <w:pPr>
+        <w:pStyle w:val="ListParagraph"/>
+        <w:numPr>
+          <w:ilvl w:val="0"/>
+          <w:numId w:val="2"/>
+        </w:numPr>
+      </w:pPr>
+      <w:r>
+        <w:rPr>
+          <w:rFonts w:ascii="Georgia" w:cs="Georgia" w:eastAsia="Georgia" w:hAnsi="Georgia"/>
+          <w:sz w:val="22"/>
+          <w:szCs w:val="22"/>
+        </w:rPr>
+        <w:t xml:space="preserve">375g plain flour</w:t>
+      </w:r>
+    </w:p>
+    <w:p>
+      <w:pPr>
+        <w:pStyle w:val="ListParagraph"/>
+        <w:numPr>
+          <w:ilvl w:val="0"/>
+          <w:numId w:val="2"/>
+        </w:numPr>
+      </w:pPr>
+      <w:r>
+        <w:rPr>
+          <w:rFonts w:ascii="Georgia" w:cs="Georgia" w:eastAsia="Georgia" w:hAnsi="Georgia"/>
+          <w:sz w:val="22"/>
+          <w:szCs w:val="22"/>
+        </w:rPr>
+        <w:t xml:space="preserve">3 tsp baking powder</w:t>
+      </w:r>
+    </w:p>
+    <w:p>
+      <w:pPr>
+        <w:pStyle w:val="ListParagraph"/>
+        <w:numPr>
+          <w:ilvl w:val="0"/>
+          <w:numId w:val="2"/>
+        </w:numPr>
+      </w:pPr>
+      <w:r>
+        <w:rPr>
+          <w:rFonts w:ascii="Georgia" w:cs="Georgia" w:eastAsia="Georgia" w:hAnsi="Georgia"/>
+          <w:sz w:val="22"/>
+          <w:szCs w:val="22"/>
+        </w:rPr>
+        <w:t xml:space="preserve">1 tsp bicarb soda (or an extra 3 tsp baking powder)</w:t>
+      </w:r>
+    </w:p>
+    <w:p>
+      <w:pPr>
+        <w:pStyle w:val="ListParagraph"/>
+        <w:numPr>
+          <w:ilvl w:val="0"/>
+          <w:numId w:val="2"/>
+        </w:numPr>
+      </w:pPr>
+      <w:r>
+        <w:rPr>
+          <w:rFonts w:ascii="Georgia" w:cs="Georgia" w:eastAsia="Georgia" w:hAnsi="Georgia"/>
+          <w:sz w:val="22"/>
+          <w:szCs w:val="22"/>
+        </w:rPr>
+        <w:t xml:space="preserve">220g caster sugar</w:t>
+      </w:r>
+    </w:p>
+    <w:p>
+      <w:pPr>
+        <w:pStyle w:val="ListParagraph"/>
+        <w:numPr>
+          <w:ilvl w:val="0"/>
+          <w:numId w:val="2"/>
+        </w:numPr>
+      </w:pPr>
+      <w:r>
+        <w:rPr>
+          <w:rFonts w:ascii="Georgia" w:cs="Georgia" w:eastAsia="Georgia" w:hAnsi="Georgia"/>
+          <w:sz w:val="22"/>
+          <w:szCs w:val="22"/>
+        </w:rPr>
+        <w:t xml:space="preserve">¼ tsp salt</w:t>
+      </w:r>
+    </w:p>
+    <w:p>
+      <w:pPr>
+        <w:pStyle w:val="ListParagraph"/>
+        <w:numPr>
+          <w:ilvl w:val="0"/>
+          <w:numId w:val="2"/>
+        </w:numPr>
+      </w:pPr>
+      <w:r>
+        <w:rPr>
+          <w:rFonts w:ascii="Georgia" w:cs="Georgia" w:eastAsia="Georgia" w:hAnsi="Georgia"/>
+          <w:sz w:val="22"/>
+          <w:szCs w:val="22"/>
+        </w:rPr>
+        <w:t xml:space="preserve">250ml buttermilk (or full-cream milk with 1 tsp white vinegar stirred in, left to stand 5 minutes until curdled)</w:t>
+      </w:r>
+    </w:p>
+    <w:p>
+      <w:pPr>
+        <w:pStyle w:val="ListParagraph"/>
+        <w:numPr>
+          <w:ilvl w:val="0"/>
+          <w:numId w:val="2"/>
+        </w:numPr>
+      </w:pPr>
+      <w:r>
+        <w:rPr>
+          <w:rFonts w:ascii="Georgia" w:cs="Georgia" w:eastAsia="Georgia" w:hAnsi="Georgia"/>
+          <w:sz w:val="22"/>
+          <w:szCs w:val="22"/>
+        </w:rPr>
+        <w:t xml:space="preserve">60g unsalted butter, melted</w:t>
+      </w:r>
+    </w:p>
+    <w:p>
+      <w:pPr>
+        <w:pStyle w:val="ListParagraph"/>
+        <w:numPr>
+          <w:ilvl w:val="0"/>
+          <w:numId w:val="2"/>
+        </w:numPr>
+      </w:pPr>
+      <w:r>
+        <w:rPr>
+          <w:rFonts w:ascii="Georgia" w:cs="Georgia" w:eastAsia="Georgia" w:hAnsi="Georgia"/>
+          <w:sz w:val="22"/>
+          <w:szCs w:val="22"/>
+        </w:rPr>
+        <w:t xml:space="preserve">65ml vegetable oil</w:t>
+      </w:r>
+    </w:p>
+    <w:p>
+      <w:pPr>
+        <w:pStyle w:val="ListParagraph"/>
+        <w:numPr>
+          <w:ilvl w:val="0"/>
+          <w:numId w:val="2"/>
+        </w:numPr>
+      </w:pPr>
+      <w:r>
+        <w:rPr>
+          <w:rFonts w:ascii="Georgia" w:cs="Georgia" w:eastAsia="Georgia" w:hAnsi="Georgia"/>
+          <w:sz w:val="22"/>
+          <w:szCs w:val="22"/>
+        </w:rPr>
+        <w:t xml:space="preserve">2 large eggs, at room temperature, lightly whisked</w:t>
+      </w:r>
+    </w:p>
+    <w:p>
+      <w:pPr>
+        <w:pStyle w:val="ListParagraph"/>
+        <w:numPr>
+          <w:ilvl w:val="0"/>
+          <w:numId w:val="2"/>
+        </w:numPr>
+      </w:pPr>
+      <w:r>
+        <w:rPr>
+          <w:rFonts w:ascii="Georgia" w:cs="Georgia" w:eastAsia="Georgia" w:hAnsi="Georgia"/>
+          <w:sz w:val="22"/>
+          <w:szCs w:val="22"/>
+        </w:rPr>
+        <w:t xml:space="preserve">2 tsp vanilla extract</w:t>
+      </w:r>
+    </w:p>
+    <w:p>
+      <w:pPr>
+        <w:pStyle w:val="ListParagraph"/>
+        <w:numPr>
+          <w:ilvl w:val="0"/>
+          <w:numId w:val="2"/>
+        </w:numPr>
+      </w:pPr>
+      <w:r>
+        <w:rPr>
+          <w:rFonts w:ascii="Georgia" w:cs="Georgia" w:eastAsia="Georgia" w:hAnsi="Georgia"/>
+          <w:sz w:val="22"/>
+          <w:szCs w:val="22"/>
+        </w:rPr>
+        <w:t xml:space="preserve">250g blueberries (frozen are fine — don't thaw them, or they bleed into the batter)</w:t>
+      </w:r>
+    </w:p>
+    <w:p>
+      <w:pPr>
+        <w:spacing w:after="120" w:before="240"/>
+      </w:pPr>
+      <w:r>
+        <w:rPr>
+          <w:rFonts w:ascii="Georgia" w:cs="Georgia" w:eastAsia="Georgia" w:hAnsi="Georgia"/>
+          <w:b/>
+          <w:bCs/>
+          <w:color w:val="3E2723"/>
+          <w:sz w:val="26"/>
+          <w:szCs w:val="26"/>
+        </w:rPr>
+        <w:t xml:space="preserve">Method</w:t>
+      </w:r>
+    </w:p>
+    <w:p>
+      <w:pPr>
+        <w:spacing w:after="180"/>
+      </w:pPr>
+      <w:r>
+        <w:rPr>
+          <w:rFonts w:ascii="Georgia" w:cs="Georgia" w:eastAsia="Georgia" w:hAnsi="Georgia"/>
+          <w:sz w:val="22"/>
+          <w:szCs w:val="22"/>
+        </w:rPr>
+        <w:t xml:space="preserve">Preheat the oven to 200°C and line a 12-hole muffin tin with paper cases.</w:t>
+      </w:r>
+    </w:p>
+    <w:p>
+      <w:pPr>
+        <w:spacing w:after="180"/>
+      </w:pPr>
+      <w:r>
+        <w:rPr>
+          <w:rFonts w:ascii="Georgia" w:cs="Georgia" w:eastAsia="Georgia" w:hAnsi="Georgia"/>
+          <w:sz w:val="22"/>
+          <w:szCs w:val="22"/>
+        </w:rPr>
+        <w:t xml:space="preserve">Whisk the flour, baking powder, bicarb, sugar and salt together in a large bowl. In a second bowl, whisk the buttermilk, melted butter, oil, eggs and vanilla. Make a well in the dry ingredients, pour in the wet, and mix until only just combined — try not to stir more than eight times. A few lumps of flour are exactly right; overmixing is what makes muffins tough.</w:t>
+      </w:r>
+    </w:p>
+    <w:p>
+      <w:pPr>
+        <w:spacing w:after="180"/>
+      </w:pPr>
+      <w:r>
+        <w:rPr>
+          <w:rFonts w:ascii="Georgia" w:cs="Georgia" w:eastAsia="Georgia" w:hAnsi="Georgia"/>
+          <w:sz w:val="22"/>
+          <w:szCs w:val="22"/>
+        </w:rPr>
+        <w:t xml:space="preserve">Fold through most of the blueberries, keeping a handful back. Divide the batter between the paper cases and scatter the reserved berries over the tops.</w:t>
+      </w:r>
+    </w:p>
+    <w:p>
+      <w:pPr>
+        <w:spacing w:after="180"/>
+      </w:pPr>
+      <w:r>
+        <w:rPr>
+          <w:rFonts w:ascii="Georgia" w:cs="Georgia" w:eastAsia="Georgia" w:hAnsi="Georgia"/>
+          <w:sz w:val="22"/>
+          <w:szCs w:val="22"/>
+        </w:rPr>
+        <w:t xml:space="preserve">Bake for 5 minutes, then turn the oven down to 180°C and bake a further 13 minutes (fan) or 15 minutes (standard), until a skewer comes out clean. Lift them straight out of the tin onto a cooling rack. Best served warm. Makes 12.</w:t>
+      </w:r>
+    </w:p>
+    <w:p>
+      <w:r>
+        <w:br w:type="page"/>
+      </w:r>
+    </w:p>
+    <w:p/>
+    <w:p/>
+    <w:p/>
+    <w:p>
+      <w:pPr>
+        <w:jc w:val="center"/>
+      </w:pPr>
+      <w:r>
+        <w:drawing>
+          <wp:inline distT="0" distB="0" distL="0" distR="0">
+            <wp:extent cx="5399961" cy="4049970"/>
+            <wp:effectExtent t="0" r="0" b="0" l="0"/>
+            <wp:docPr id="1" name="" descr="" title=""/>
+            <wp:cNvGraphicFramePr>
+              <a:graphicFrameLocks xmlns:a="http://schemas.openxmlformats.org/drawingml/2006/main" noChangeAspect="1"/>
+            </wp:cNvGraphicFramePr>
+            <a:graphic xmlns:a="http://schemas.openxmlformats.org/drawingml/2006/main">
+              <a:graphicData uri="http://schemas.openxmlformats.org/drawingml/2006/picture">
+                <pic:pic xmlns:pic="http://schemas.openxmlformats.org/drawingml/2006/picture">
+                  <pic:nvPicPr>
+                    <pic:cNvPr id="0" name="" descr=""/>
+                    <pic:cNvPicPr>
+                      <a:picLocks noChangeAspect="1" noChangeArrowheads="1"/>
+                    </pic:cNvPicPr>
+                  </pic:nvPicPr>
+                  <pic:blipFill>
+                    <a:blip r:embed="rId18" cstate="none"/>
+                    <a:srcRect/>
+                    <a:stretch>
+                      <a:fillRect/>
+                    </a:stretch>
+                  </pic:blipFill>
+                  <pic:spPr bwMode="auto">
+                    <a:xfrm>
+                      <a:off x="0" y="0"/>
+                      <a:ext cx="5399961" cy="4049970"/>
+                    </a:xfrm>
+                    <a:prstGeom prst="rect">
+                      <a:avLst/>
+                    </a:prstGeom>
+                  </pic:spPr>
+                </pic:pic>
+              </a:graphicData>
+            </a:graphic>
+          </wp:inline>
+        </w:drawing>
       </w:r>
     </w:p>
     <w:sectPr>

--- a/book/Licina-Family-Recipe-Book.docx
+++ b/book/Licina-Family-Recipe-Book.docx
@@ -3335,7 +3335,7 @@
       <w:r>
         <w:drawing>
           <wp:inline distT="0" distB="0" distL="0" distR="0">
-            <wp:extent cx="5399961" cy="4049970"/>
+            <wp:extent cx="5264962" cy="7019949"/>
             <wp:effectExtent t="0" r="0" b="0" l="0"/>
             <wp:docPr id="1" name="" descr="" title=""/>
             <wp:cNvGraphicFramePr>
@@ -3360,7 +3360,7 @@
                   <pic:spPr bwMode="auto">
                     <a:xfrm>
                       <a:off x="0" y="0"/>
-                      <a:ext cx="5399961" cy="4049970"/>
+                      <a:ext cx="5264962" cy="7019949"/>
                     </a:xfrm>
                     <a:prstGeom prst="rect">
                       <a:avLst/>
